--- a/Zephyr_documentation.docx
+++ b/Zephyr_documentation.docx
@@ -331,6 +331,15 @@
       <w:r>
         <w:t>.</w:t>
       </w:r>
+      <w:r>
+        <w:t xml:space="preserve"> This will update all the sub modules of zephyr</w:t>
+      </w:r>
+      <w:r>
+        <w:t xml:space="preserve"> repository</w:t>
+      </w:r>
+      <w:r>
+        <w:t>.</w:t>
+      </w:r>
     </w:p>
     <w:p>
       <w:pPr>
@@ -491,9 +500,6 @@
     <w:p>
       <w:pPr>
         <w:jc w:val="center"/>
-        <w:rPr>
-          <w:rStyle w:val="Code1"/>
-        </w:rPr>
       </w:pPr>
       <w:r>
         <w:rPr>
@@ -501,6 +507,86 @@
           <w:highlight w:val="lightGray"/>
         </w:rPr>
         <w:t>set ZEPHYR_BASE=C:\zephyrproject\zephyr</w:t>
+      </w:r>
+      <w:r>
+        <w:rPr>
+          <w:rStyle w:val="Code1"/>
+        </w:rPr>
+        <w:t xml:space="preserve"> </w:t>
+      </w:r>
+      <w:r>
+        <w:t xml:space="preserve">=&gt; for </w:t>
+      </w:r>
+      <w:r>
+        <w:t>W</w:t>
+      </w:r>
+      <w:r>
+        <w:t>indows</w:t>
+      </w:r>
+    </w:p>
+    <w:p>
+      <w:pPr>
+        <w:ind w:left="708" w:firstLine="708"/>
+      </w:pPr>
+      <w:r>
+        <w:t xml:space="preserve">  </w:t>
+      </w:r>
+      <w:r>
+        <w:rPr>
+          <w:rStyle w:val="Code1"/>
+        </w:rPr>
+        <w:t>export ZEPHYR_BASE=</w:t>
+      </w:r>
+      <w:r>
+        <w:rPr>
+          <w:rStyle w:val="Code1"/>
+          <w:highlight w:val="lightGray"/>
+        </w:rPr>
+        <w:t xml:space="preserve"> </w:t>
+      </w:r>
+      <w:r>
+        <w:rPr>
+          <w:rStyle w:val="Code1"/>
+          <w:highlight w:val="lightGray"/>
+        </w:rPr>
+        <w:t>C:</w:t>
+      </w:r>
+      <w:r>
+        <w:rPr>
+          <w:rStyle w:val="Code1"/>
+          <w:highlight w:val="lightGray"/>
+        </w:rPr>
+        <w:t>/</w:t>
+      </w:r>
+      <w:r>
+        <w:rPr>
+          <w:rStyle w:val="Code1"/>
+          <w:highlight w:val="lightGray"/>
+        </w:rPr>
+        <w:t>zephyrproject</w:t>
+      </w:r>
+      <w:r>
+        <w:rPr>
+          <w:rStyle w:val="Code1"/>
+          <w:highlight w:val="lightGray"/>
+        </w:rPr>
+        <w:t>/</w:t>
+      </w:r>
+      <w:r>
+        <w:rPr>
+          <w:rStyle w:val="Code1"/>
+          <w:highlight w:val="lightGray"/>
+        </w:rPr>
+        <w:t>zephyr</w:t>
+      </w:r>
+      <w:r>
+        <w:rPr>
+          <w:rStyle w:val="Code1"/>
+        </w:rPr>
+        <w:t xml:space="preserve"> </w:t>
+      </w:r>
+      <w:r>
+        <w:t>=&gt; for Linux</w:t>
       </w:r>
     </w:p>
     <w:p>
@@ -536,14 +622,97 @@
         </w:rPr>
         <w:t>C:\zephyrproject\.venv\Scripts\activate.bat</w:t>
       </w:r>
-    </w:p>
-    <w:p>
-      <w:pPr>
+      <w:r>
+        <w:rPr>
+          <w:rStyle w:val="Code1"/>
+        </w:rPr>
+        <w:t xml:space="preserve"> </w:t>
+      </w:r>
+      <w:r>
+        <w:t>=&gt; for Windows</w:t>
+      </w:r>
+    </w:p>
+    <w:p>
+      <w:pPr>
+        <w:jc w:val="center"/>
+        <w:rPr>
+          <w:rStyle w:val="Code1"/>
+        </w:rPr>
+      </w:pPr>
+      <w:r>
+        <w:rPr>
+          <w:rStyle w:val="Code1"/>
+          <w:highlight w:val="lightGray"/>
+        </w:rPr>
+        <w:lastRenderedPageBreak/>
+        <w:t xml:space="preserve">source </w:t>
+      </w:r>
+      <w:r>
+        <w:rPr>
+          <w:rStyle w:val="Code1"/>
+          <w:highlight w:val="lightGray"/>
+        </w:rPr>
+        <w:t>C:zephyrproject</w:t>
+      </w:r>
+      <w:r>
+        <w:rPr>
+          <w:rStyle w:val="Code1"/>
+          <w:highlight w:val="lightGray"/>
+        </w:rPr>
+        <w:t>/</w:t>
+      </w:r>
+      <w:r>
+        <w:rPr>
+          <w:rStyle w:val="Code1"/>
+          <w:highlight w:val="lightGray"/>
+        </w:rPr>
+        <w:t>.venv</w:t>
+      </w:r>
+      <w:r>
+        <w:rPr>
+          <w:rStyle w:val="Code1"/>
+          <w:highlight w:val="lightGray"/>
+        </w:rPr>
+        <w:t>/</w:t>
+      </w:r>
+      <w:r>
+        <w:rPr>
+          <w:rStyle w:val="Code1"/>
+          <w:highlight w:val="lightGray"/>
+        </w:rPr>
+        <w:t>Scripts</w:t>
+      </w:r>
+      <w:r>
+        <w:rPr>
+          <w:rStyle w:val="Code1"/>
+          <w:highlight w:val="lightGray"/>
+        </w:rPr>
+        <w:t>/</w:t>
+      </w:r>
+      <w:r>
+        <w:rPr>
+          <w:rStyle w:val="Code1"/>
+          <w:highlight w:val="lightGray"/>
+        </w:rPr>
+        <w:t>activate</w:t>
+      </w:r>
+      <w:r>
+        <w:rPr>
+          <w:rStyle w:val="Code1"/>
+        </w:rPr>
+        <w:t xml:space="preserve"> </w:t>
+      </w:r>
+      <w:r>
+        <w:t>=&gt; for Linux</w:t>
+      </w:r>
+    </w:p>
+    <w:p>
+      <w:pPr>
+        <w:jc w:val="center"/>
         <w:rPr>
           <w:rFonts w:ascii="Aptos" w:eastAsia="Aptos" w:hAnsi="Aptos"/>
           <w:b/>
           <w:bCs/>
-          <w:lang w:val="fr-FR"/>
         </w:rPr>
       </w:pPr>
       <w:r>
@@ -570,8 +739,39 @@
         <w:rPr>
           <w:rFonts w:ascii="Aptos" w:eastAsia="Aptos" w:hAnsi="Aptos"/>
         </w:rPr>
-        <w:lastRenderedPageBreak/>
-        <w:t>Alternatively, use the `env.cmd` script to set up the environment automatically. Make sure to update the script with the correct Zephyr source path.</w:t>
+        <w:t>Alternatively, use the `env.cmd` script to set up the environment automatically</w:t>
+      </w:r>
+      <w:r>
+        <w:rPr>
+          <w:rFonts w:ascii="Aptos" w:eastAsia="Aptos" w:hAnsi="Aptos"/>
+        </w:rPr>
+        <w:t xml:space="preserve"> on Windows</w:t>
+      </w:r>
+      <w:r>
+        <w:rPr>
+          <w:rFonts w:ascii="Aptos" w:eastAsia="Aptos" w:hAnsi="Aptos"/>
+        </w:rPr>
+        <w:t xml:space="preserve">. </w:t>
+      </w:r>
+      <w:r>
+        <w:rPr>
+          <w:rFonts w:ascii="Aptos" w:eastAsia="Aptos" w:hAnsi="Aptos"/>
+        </w:rPr>
+        <w:t>On Linux use the `env.sh` script and run it like this: `source env.sh`</w:t>
+      </w:r>
+    </w:p>
+    <w:p>
+      <w:pPr>
+        <w:pStyle w:val="Paragraphedeliste"/>
+        <w:rPr>
+          <w:rFonts w:ascii="Aptos" w:eastAsia="Aptos" w:hAnsi="Aptos"/>
+        </w:rPr>
+      </w:pPr>
+      <w:r>
+        <w:rPr>
+          <w:rFonts w:ascii="Aptos" w:eastAsia="Aptos" w:hAnsi="Aptos"/>
+        </w:rPr>
+        <w:t>Make sure to update the script with the correct Zephyr source path.</w:t>
       </w:r>
     </w:p>
     <w:p>
@@ -977,30 +1177,57 @@
       <w:pPr>
         <w:pStyle w:val="Paragraphedeliste"/>
         <w:numPr>
-          <w:ilvl w:val="0"/>
+          <w:ilvl w:val="1"/>
           <w:numId w:val="15"/>
         </w:numPr>
         <w:rPr>
-          <w:rFonts w:ascii="Aptos" w:eastAsia="Aptos" w:hAnsi="Aptos"/>
-        </w:rPr>
-      </w:pPr>
-      <w:r>
-        <w:rPr>
-          <w:rFonts w:ascii="Aptos" w:eastAsia="Aptos" w:hAnsi="Aptos"/>
-        </w:rPr>
-        <w:t>`</w:t>
-      </w:r>
-      <w:r>
-        <w:rPr>
-          <w:rStyle w:val="Code1"/>
-        </w:rPr>
-        <w:t>west flash</w:t>
-      </w:r>
-      <w:r>
-        <w:rPr>
-          <w:rFonts w:ascii="Aptos" w:eastAsia="Aptos" w:hAnsi="Aptos"/>
-        </w:rPr>
-        <w:t>` to flash the compile project to the board</w:t>
+          <w:rStyle w:val="Code1"/>
+          <w:rFonts w:ascii="Aptos" w:eastAsia="Aptos" w:hAnsi="Aptos"/>
+          <w:color w:val="auto"/>
+          <w:shd w:val="clear" w:color="auto" w:fill="auto"/>
+        </w:rPr>
+      </w:pPr>
+      <w:r>
+        <w:rPr>
+          <w:rStyle w:val="Code1"/>
+        </w:rPr>
+        <w:t>-d &lt;path&gt;</w:t>
+      </w:r>
+      <w:r>
+        <w:rPr>
+          <w:rFonts w:ascii="Aptos" w:eastAsia="Aptos" w:hAnsi="Aptos"/>
+        </w:rPr>
+        <w:t xml:space="preserve"> or </w:t>
+      </w:r>
+      <w:r>
+        <w:rPr>
+          <w:rStyle w:val="Code1"/>
+        </w:rPr>
+        <w:t>--</w:t>
+      </w:r>
+      <w:r>
+        <w:rPr>
+          <w:rStyle w:val="Code1"/>
+        </w:rPr>
+        <w:t>build-dir &lt;path&gt;</w:t>
+      </w:r>
+      <w:r>
+        <w:t xml:space="preserve">: </w:t>
+      </w:r>
+      <w:r>
+        <w:rPr>
+          <w:rFonts w:ascii="Aptos" w:eastAsia="Aptos" w:hAnsi="Aptos"/>
+        </w:rPr>
+        <w:t>Specifies the directory to build the project</w:t>
+      </w:r>
+      <w:r>
+        <w:t xml:space="preserve">, by default use </w:t>
+      </w:r>
+      <w:r>
+        <w:rPr>
+          <w:rStyle w:val="Code1"/>
+        </w:rPr>
+        <w:t>`.`</w:t>
       </w:r>
     </w:p>
     <w:p>
@@ -1010,6 +1237,27 @@
           <w:ilvl w:val="1"/>
           <w:numId w:val="15"/>
         </w:numPr>
+      </w:pPr>
+      <w:r>
+        <w:rPr>
+          <w:rStyle w:val="Code1"/>
+        </w:rPr>
+        <w:t>–sysbuild</w:t>
+      </w:r>
+      <w:r>
+        <w:t xml:space="preserve">: </w:t>
+      </w:r>
+      <w:r>
+        <w:t>build single or multiple application</w:t>
+      </w:r>
+    </w:p>
+    <w:p>
+      <w:pPr>
+        <w:pStyle w:val="Paragraphedeliste"/>
+        <w:numPr>
+          <w:ilvl w:val="0"/>
+          <w:numId w:val="15"/>
+        </w:numPr>
         <w:rPr>
           <w:rFonts w:ascii="Aptos" w:eastAsia="Aptos" w:hAnsi="Aptos"/>
         </w:rPr>
@@ -1024,37 +1272,13 @@
         <w:rPr>
           <w:rStyle w:val="Code1"/>
         </w:rPr>
-        <w:t>--build-dir &lt;path&gt;</w:t>
-      </w:r>
-      <w:r>
-        <w:rPr>
-          <w:rFonts w:ascii="Aptos" w:eastAsia="Aptos" w:hAnsi="Aptos"/>
-        </w:rPr>
-        <w:t>` or `</w:t>
-      </w:r>
-      <w:r>
-        <w:rPr>
-          <w:rStyle w:val="Code1"/>
-        </w:rPr>
-        <w:t>-d</w:t>
-      </w:r>
-      <w:r>
-        <w:rPr>
-          <w:rFonts w:ascii="Aptos" w:eastAsia="Aptos" w:hAnsi="Aptos"/>
-        </w:rPr>
-        <w:t>` (optional)</w:t>
-      </w:r>
-      <w:r>
-        <w:rPr>
-          <w:rFonts w:ascii="Aptos" w:eastAsia="Aptos" w:hAnsi="Aptos"/>
-        </w:rPr>
-        <w:t>: S</w:t>
-      </w:r>
-      <w:r>
-        <w:rPr>
-          <w:rFonts w:ascii="Aptos" w:eastAsia="Aptos" w:hAnsi="Aptos"/>
-        </w:rPr>
-        <w:t>pecifies the directory to build the project</w:t>
+        <w:t>west flash</w:t>
+      </w:r>
+      <w:r>
+        <w:rPr>
+          <w:rFonts w:ascii="Aptos" w:eastAsia="Aptos" w:hAnsi="Aptos"/>
+        </w:rPr>
+        <w:t>` to flash the compile project to the board</w:t>
       </w:r>
     </w:p>
     <w:p>
@@ -1078,6 +1302,60 @@
         <w:rPr>
           <w:rStyle w:val="Code1"/>
         </w:rPr>
+        <w:t>--build-dir &lt;path&gt;</w:t>
+      </w:r>
+      <w:r>
+        <w:rPr>
+          <w:rFonts w:ascii="Aptos" w:eastAsia="Aptos" w:hAnsi="Aptos"/>
+        </w:rPr>
+        <w:t>` or `</w:t>
+      </w:r>
+      <w:r>
+        <w:rPr>
+          <w:rStyle w:val="Code1"/>
+        </w:rPr>
+        <w:t>-d</w:t>
+      </w:r>
+      <w:r>
+        <w:rPr>
+          <w:rFonts w:ascii="Aptos" w:eastAsia="Aptos" w:hAnsi="Aptos"/>
+        </w:rPr>
+        <w:t>` (optional)</w:t>
+      </w:r>
+      <w:r>
+        <w:rPr>
+          <w:rFonts w:ascii="Aptos" w:eastAsia="Aptos" w:hAnsi="Aptos"/>
+        </w:rPr>
+        <w:t>: S</w:t>
+      </w:r>
+      <w:r>
+        <w:rPr>
+          <w:rFonts w:ascii="Aptos" w:eastAsia="Aptos" w:hAnsi="Aptos"/>
+        </w:rPr>
+        <w:t>pecifies the directory to build the project</w:t>
+      </w:r>
+    </w:p>
+    <w:p>
+      <w:pPr>
+        <w:pStyle w:val="Paragraphedeliste"/>
+        <w:numPr>
+          <w:ilvl w:val="1"/>
+          <w:numId w:val="15"/>
+        </w:numPr>
+        <w:rPr>
+          <w:rFonts w:ascii="Aptos" w:eastAsia="Aptos" w:hAnsi="Aptos"/>
+        </w:rPr>
+      </w:pPr>
+      <w:r>
+        <w:rPr>
+          <w:rFonts w:ascii="Aptos" w:eastAsia="Aptos" w:hAnsi="Aptos"/>
+        </w:rPr>
+        <w:t>`</w:t>
+      </w:r>
+      <w:r>
+        <w:rPr>
+          <w:rStyle w:val="Code1"/>
+        </w:rPr>
         <w:t>--runners jlink</w:t>
       </w:r>
       <w:r>
@@ -1109,6 +1387,60 @@
           <w:rFonts w:ascii="Aptos" w:eastAsia="Aptos" w:hAnsi="Aptos"/>
         </w:rPr>
         <w:t>pecifies the runners if supported by the board</w:t>
+      </w:r>
+    </w:p>
+    <w:p>
+      <w:pPr>
+        <w:pStyle w:val="Paragraphedeliste"/>
+        <w:numPr>
+          <w:ilvl w:val="1"/>
+          <w:numId w:val="15"/>
+        </w:numPr>
+        <w:rPr>
+          <w:rFonts w:ascii="Aptos" w:eastAsia="Aptos" w:hAnsi="Aptos"/>
+        </w:rPr>
+      </w:pPr>
+      <w:r>
+        <w:rPr>
+          <w:rStyle w:val="Code1"/>
+        </w:rPr>
+        <w:t>`--context`</w:t>
+      </w:r>
+      <w:r>
+        <w:rPr>
+          <w:rFonts w:ascii="Aptos" w:eastAsia="Aptos" w:hAnsi="Aptos"/>
+        </w:rPr>
+        <w:t>: for runners specific options</w:t>
+      </w:r>
+    </w:p>
+    <w:p>
+      <w:pPr>
+        <w:pStyle w:val="Paragraphedeliste"/>
+        <w:numPr>
+          <w:ilvl w:val="1"/>
+          <w:numId w:val="15"/>
+        </w:numPr>
+        <w:rPr>
+          <w:rFonts w:ascii="Aptos" w:eastAsia="Aptos" w:hAnsi="Aptos"/>
+        </w:rPr>
+      </w:pPr>
+      <w:r>
+        <w:rPr>
+          <w:rStyle w:val="Code1"/>
+        </w:rPr>
+        <w:t>`-v`</w:t>
+      </w:r>
+      <w:r>
+        <w:rPr>
+          <w:rFonts w:ascii="Aptos" w:eastAsia="Aptos" w:hAnsi="Aptos"/>
+        </w:rPr>
+        <w:t xml:space="preserve">: </w:t>
+      </w:r>
+      <w:r>
+        <w:rPr>
+          <w:rFonts w:ascii="Aptos" w:eastAsia="Aptos" w:hAnsi="Aptos"/>
+        </w:rPr>
+        <w:t>print verbose version</w:t>
       </w:r>
     </w:p>
     <w:p>
@@ -1175,6 +1507,12 @@
         </w:rPr>
         <w:t>` to see or change Kconfig variables.</w:t>
       </w:r>
+      <w:r>
+        <w:rPr>
+          <w:rFonts w:ascii="Aptos" w:eastAsia="Aptos" w:hAnsi="Aptos"/>
+        </w:rPr>
+        <w:t xml:space="preserve"> Useful to see connection between multiple configurations or configurations that are possible to change.</w:t>
+      </w:r>
     </w:p>
     <w:p>
       <w:pPr>
@@ -1233,6 +1571,7 @@
         <w:rPr>
           <w:rFonts w:ascii="Aptos" w:eastAsia="Aptos" w:hAnsi="Aptos"/>
         </w:rPr>
+        <w:lastRenderedPageBreak/>
         <w:t>`</w:t>
       </w:r>
       <w:r>
@@ -1298,9 +1637,93 @@
       </w:r>
       <w:r>
         <w:rPr>
-          <w:rFonts w:ascii="Aptos" w:eastAsia="Aptos" w:hAnsi="Aptos"/>
+          <w:rStyle w:val="Code1"/>
         </w:rPr>
         <w:t>`</w:t>
+      </w:r>
+    </w:p>
+    <w:p>
+      <w:pPr>
+        <w:pStyle w:val="Paragraphedeliste"/>
+        <w:numPr>
+          <w:ilvl w:val="1"/>
+          <w:numId w:val="13"/>
+        </w:numPr>
+        <w:rPr>
+          <w:rFonts w:ascii="Aptos" w:eastAsia="Aptos" w:hAnsi="Aptos"/>
+        </w:rPr>
+      </w:pPr>
+      <w:r>
+        <w:rPr>
+          <w:rStyle w:val="Code1"/>
+        </w:rPr>
+        <w:t>`--context`</w:t>
+      </w:r>
+      <w:r>
+        <w:rPr>
+          <w:rFonts w:ascii="Aptos" w:eastAsia="Aptos" w:hAnsi="Aptos"/>
+        </w:rPr>
+        <w:t>: for runners specific options</w:t>
+      </w:r>
+    </w:p>
+    <w:p>
+      <w:pPr>
+        <w:pStyle w:val="Paragraphedeliste"/>
+        <w:numPr>
+          <w:ilvl w:val="1"/>
+          <w:numId w:val="13"/>
+        </w:numPr>
+        <w:rPr>
+          <w:rFonts w:ascii="Aptos" w:eastAsia="Aptos" w:hAnsi="Aptos"/>
+        </w:rPr>
+      </w:pPr>
+      <w:r>
+        <w:rPr>
+          <w:rStyle w:val="Code1"/>
+        </w:rPr>
+        <w:t>`-v`</w:t>
+      </w:r>
+      <w:r>
+        <w:rPr>
+          <w:rFonts w:ascii="Aptos" w:eastAsia="Aptos" w:hAnsi="Aptos"/>
+        </w:rPr>
+        <w:t>: print verbose version</w:t>
+      </w:r>
+    </w:p>
+    <w:p>
+      <w:pPr>
+        <w:pStyle w:val="Paragraphedeliste"/>
+        <w:numPr>
+          <w:ilvl w:val="0"/>
+          <w:numId w:val="13"/>
+        </w:numPr>
+      </w:pPr>
+      <w:r>
+        <w:rPr>
+          <w:rStyle w:val="Code1"/>
+        </w:rPr>
+        <w:t>`west build -t ram_report`</w:t>
+      </w:r>
+      <w:r>
+        <w:t>: Show a list of ram usage with percentage</w:t>
+      </w:r>
+    </w:p>
+    <w:p>
+      <w:pPr>
+        <w:pStyle w:val="Paragraphedeliste"/>
+        <w:numPr>
+          <w:ilvl w:val="0"/>
+          <w:numId w:val="13"/>
+        </w:numPr>
+      </w:pPr>
+      <w:r>
+        <w:rPr>
+          <w:rStyle w:val="Code1"/>
+        </w:rPr>
+        <w:t>`west build -t rom_report`</w:t>
+      </w:r>
+      <w:r>
+        <w:t>: Show a list of rom usage with percentage</w:t>
       </w:r>
     </w:p>
     <w:p>
@@ -1591,7 +2014,6 @@
         </w:rPr>
       </w:pPr>
       <w:r>
-        <w:lastRenderedPageBreak/>
         <w:t>Settings.json</w:t>
       </w:r>
     </w:p>
@@ -2100,6 +2522,7 @@
         <w:rPr>
           <w:rFonts w:ascii="Aptos" w:eastAsia="Aptos" w:hAnsi="Aptos"/>
         </w:rPr>
+        <w:lastRenderedPageBreak/>
         <w:t>`servertype`</w:t>
       </w:r>
       <w:r>
@@ -2335,11 +2758,7 @@
         <w:t xml:space="preserve">and one </w:t>
       </w:r>
       <w:r>
-        <w:t xml:space="preserve">to attach a </w:t>
-      </w:r>
-      <w:r>
-        <w:lastRenderedPageBreak/>
-        <w:t xml:space="preserve">debug </w:t>
+        <w:t xml:space="preserve">to attach a debug </w:t>
       </w:r>
       <w:r>
         <w:t>session.</w:t>
@@ -2867,6 +3286,7 @@
         </w:numPr>
       </w:pPr>
       <w:r>
+        <w:lastRenderedPageBreak/>
         <w:t>`</w:t>
       </w:r>
       <w:r>
@@ -3003,13 +3423,16 @@
         </w:rPr>
       </w:pPr>
       <w:r>
-        <w:t xml:space="preserve">Used to define the hardware, all the peripherals. The devicetree of each predefined boards are in the </w:t>
-      </w:r>
-      <w:r>
-        <w:rPr>
-          <w:rStyle w:val="Code1"/>
-        </w:rPr>
-        <w:t>directory /zephyr/boards/</w:t>
+        <w:t>Used to define the hardware, all the peripherals. The devicetree of each predefined boards are in the</w:t>
+      </w:r>
+      <w:r>
+        <w:t xml:space="preserve"> directory </w:t>
+      </w:r>
+      <w:r>
+        <w:rPr>
+          <w:rStyle w:val="Code1"/>
+        </w:rPr>
+        <w:t>/zephyr/boards/</w:t>
       </w:r>
       <w:r>
         <w:rPr>
@@ -3045,28 +3468,20 @@
         <w:rPr>
           <w:rStyle w:val="Code1"/>
         </w:rPr>
+        <w:t>.dts</w:t>
+      </w:r>
+      <w:r>
+        <w:t xml:space="preserve">. Or for a custom board, the path is specified in </w:t>
+      </w:r>
+      <w:r>
+        <w:rPr>
+          <w:rStyle w:val="Code1"/>
+        </w:rPr>
+        <w:t>BOARD_ROOT</w:t>
+      </w:r>
+      <w:r>
         <w:t>.</w:t>
       </w:r>
-      <w:proofErr w:type="spellStart"/>
-      <w:r>
-        <w:rPr>
-          <w:rStyle w:val="Code1"/>
-        </w:rPr>
-        <w:t>dts</w:t>
-      </w:r>
-      <w:proofErr w:type="spellEnd"/>
-      <w:r>
-        <w:t xml:space="preserve">. Or for a custom board, the path is specified in </w:t>
-      </w:r>
-      <w:r>
-        <w:rPr>
-          <w:rStyle w:val="Code1"/>
-        </w:rPr>
-        <w:t>BOARD_ROOT</w:t>
-      </w:r>
-      <w:r>
-        <w:t>.</w:t>
-      </w:r>
     </w:p>
     <w:p>
       <w:r>
@@ -3076,16 +3491,8 @@
         <w:rPr>
           <w:rStyle w:val="Code1"/>
         </w:rPr>
-        <w:t>.</w:t>
-      </w:r>
-      <w:proofErr w:type="spellStart"/>
-      <w:r>
-        <w:rPr>
-          <w:rStyle w:val="Code1"/>
-        </w:rPr>
-        <w:t>dtsi</w:t>
-      </w:r>
-      <w:proofErr w:type="spellEnd"/>
+        <w:t>.dtsi</w:t>
+      </w:r>
       <w:r>
         <w:t xml:space="preserve"> is like a header file that can be included in </w:t>
       </w:r>
@@ -3093,16 +3500,8 @@
         <w:rPr>
           <w:rStyle w:val="Code1"/>
         </w:rPr>
-        <w:t>.</w:t>
-      </w:r>
-      <w:proofErr w:type="spellStart"/>
-      <w:r>
-        <w:rPr>
-          <w:rStyle w:val="Code1"/>
-        </w:rPr>
-        <w:t>dts</w:t>
-      </w:r>
-      <w:proofErr w:type="spellEnd"/>
+        <w:t>.dts</w:t>
+      </w:r>
       <w:r>
         <w:t xml:space="preserve"> file.</w:t>
       </w:r>
@@ -3227,12 +3626,17 @@
     </w:p>
     <w:p>
       <w:r>
-        <w:t>File with the extension</w:t>
+        <w:t>File</w:t>
+      </w:r>
+      <w:r>
+        <w:t>s</w:t>
+      </w:r>
+      <w:r>
+        <w:t xml:space="preserve"> with the extension</w:t>
       </w:r>
       <w:r>
         <w:t xml:space="preserve"> </w:t>
       </w:r>
-      <w:proofErr w:type="gramStart"/>
       <w:r>
         <w:rPr>
           <w:rStyle w:val="Code1"/>
@@ -3245,7 +3649,6 @@
         </w:rPr>
         <w:t>.overlay</w:t>
       </w:r>
-      <w:proofErr w:type="gramEnd"/>
       <w:r>
         <w:t>`</w:t>
       </w:r>
@@ -3259,13 +3662,30 @@
         <w:t xml:space="preserve"> to </w:t>
       </w:r>
       <w:r>
-        <w:t>add peripheric or overwrite the devicetree of the original board</w:t>
+        <w:t>add</w:t>
+      </w:r>
+      <w:r>
+        <w:t>,</w:t>
+      </w:r>
+      <w:r>
+        <w:t xml:space="preserve"> overwrite</w:t>
+      </w:r>
+      <w:r>
+        <w:t xml:space="preserve"> or delete peripheric from</w:t>
+      </w:r>
+      <w:r>
+        <w:t xml:space="preserve"> the </w:t>
+      </w:r>
+      <w:r>
+        <w:t xml:space="preserve">original </w:t>
+      </w:r>
+      <w:r>
+        <w:t>devicetree</w:t>
       </w:r>
       <w:r>
         <w:t>.</w:t>
       </w:r>
     </w:p>
-    <w:p/>
     <w:p>
       <w:pPr>
         <w:rPr>
@@ -3290,7 +3710,6 @@
         </w:numPr>
       </w:pPr>
       <w:r>
-        <w:lastRenderedPageBreak/>
         <w:t>socs/&lt;SOC&gt;_&lt;BOARD_QUALIFIERS&gt;.overlay</w:t>
       </w:r>
     </w:p>
@@ -3321,13 +3740,8 @@
         </w:numPr>
       </w:pPr>
       <w:r>
-        <w:t>boards/&lt;BOARD&gt;_&lt;revision</w:t>
-      </w:r>
-      <w:proofErr w:type="gramStart"/>
-      <w:r>
-        <w:t>&gt;.overlay</w:t>
-      </w:r>
-      <w:proofErr w:type="gramEnd"/>
+        <w:t>boards/&lt;BOARD&gt;_&lt;revision&gt;.overlay</w:t>
+      </w:r>
       <w:r>
         <w:t xml:space="preserve"> =&gt;</w:t>
       </w:r>
@@ -3378,11 +3792,9 @@
           <w:numId w:val="28"/>
         </w:numPr>
       </w:pPr>
-      <w:proofErr w:type="gramStart"/>
       <w:r>
         <w:t>app.overlay</w:t>
       </w:r>
-      <w:proofErr w:type="gramEnd"/>
     </w:p>
     <w:p>
       <w:r>
@@ -3407,7 +3819,13 @@
         <w:t xml:space="preserve"> </w:t>
       </w:r>
       <w:r>
-        <w:t>define the path to the board in the `</w:t>
+        <w:t>define the path to the board</w:t>
+      </w:r>
+      <w:r>
+        <w:t xml:space="preserve"> overay</w:t>
+      </w:r>
+      <w:r>
+        <w:t xml:space="preserve"> in the `</w:t>
       </w:r>
       <w:r>
         <w:rPr>
@@ -3436,7 +3854,19 @@
     </w:p>
     <w:p>
       <w:r>
-        <w:t>During build the following line while be print if zephyr generated the devicetree via an overlay file:</w:t>
+        <w:t xml:space="preserve">During </w:t>
+      </w:r>
+      <w:r>
+        <w:t xml:space="preserve">the </w:t>
+      </w:r>
+      <w:r>
+        <w:t>build</w:t>
+      </w:r>
+      <w:r>
+        <w:t>,</w:t>
+      </w:r>
+      <w:r>
+        <w:t xml:space="preserve"> the following line while be print if zephyr generated the devicetree via an overlay file:</w:t>
       </w:r>
     </w:p>
     <w:p>
@@ -3451,16 +3881,8 @@
         <w:rPr>
           <w:rStyle w:val="Code1"/>
         </w:rPr>
-        <w:t>-- Found devicetree overlay: .../some/</w:t>
-      </w:r>
-      <w:proofErr w:type="spellStart"/>
-      <w:r>
-        <w:rPr>
-          <w:rStyle w:val="Code1"/>
-        </w:rPr>
-        <w:t>file.overlay</w:t>
-      </w:r>
-      <w:proofErr w:type="spellEnd"/>
+        <w:t>-- Found devicetree overlay: .../some/file.overlay</w:t>
+      </w:r>
     </w:p>
     <w:p>
       <w:r>
@@ -3486,6 +3908,7 @@
         <w:rPr>
           <w:noProof/>
         </w:rPr>
+        <w:lastRenderedPageBreak/>
         <w:drawing>
           <wp:inline distT="0" distB="0" distL="0" distR="0" wp14:anchorId="49F97A51" wp14:editId="73B70958">
             <wp:extent cx="3215919" cy="1729890"/>
@@ -3577,14 +4000,7 @@
         <w:rPr>
           <w:rStyle w:val="Code1"/>
         </w:rPr>
-        <w:t>led</w:t>
-      </w:r>
-      <w:proofErr w:type="gramStart"/>
-      <w:r>
-        <w:rPr>
-          <w:rStyle w:val="Code1"/>
-        </w:rPr>
-        <w:t>2</w:t>
+        <w:t>led2</w:t>
       </w:r>
       <w:r>
         <w:rPr>
@@ -3596,14 +4012,7 @@
         <w:rPr>
           <w:rStyle w:val="Code1"/>
         </w:rPr>
-        <w:t>:</w:t>
-      </w:r>
-      <w:proofErr w:type="gramEnd"/>
-      <w:r>
-        <w:rPr>
-          <w:rStyle w:val="Code1"/>
-        </w:rPr>
-        <w:t xml:space="preserve"> led2</w:t>
+        <w:t>: led2</w:t>
       </w:r>
       <w:r>
         <w:rPr>
@@ -3759,7 +4168,6 @@
     </w:p>
     <w:p>
       <w:r>
-        <w:lastRenderedPageBreak/>
         <w:t>Button</w:t>
       </w:r>
       <w:r>
@@ -3880,7 +4288,13 @@
         <w:t>name,</w:t>
       </w:r>
       <w:r>
-        <w:t xml:space="preserve"> it `other`.</w:t>
+        <w:t xml:space="preserve"> it</w:t>
+      </w:r>
+      <w:r>
+        <w:t>’s</w:t>
+      </w:r>
+      <w:r>
+        <w:t xml:space="preserve"> `other`.</w:t>
       </w:r>
       <w:r>
         <w:t xml:space="preserve"> This directory will </w:t>
@@ -4028,6 +4442,7 @@
         </w:numPr>
       </w:pPr>
       <w:r>
+        <w:lastRenderedPageBreak/>
         <w:t>To enable Pwm: `</w:t>
       </w:r>
       <w:r>
@@ -4073,16 +4488,8 @@
         <w:rPr>
           <w:rStyle w:val="Code1"/>
         </w:rPr>
-        <w:t xml:space="preserve">west build -t </w:t>
-      </w:r>
-      <w:proofErr w:type="spellStart"/>
-      <w:r>
-        <w:rPr>
-          <w:rStyle w:val="Code1"/>
-        </w:rPr>
-        <w:t>guiconfig</w:t>
-      </w:r>
-      <w:proofErr w:type="spellEnd"/>
+        <w:t>west build -t guiconfig</w:t>
+      </w:r>
       <w:r>
         <w:rPr>
           <w:rStyle w:val="Code1"/>
@@ -4113,28 +4520,8 @@
         <w:rPr>
           <w:rStyle w:val="Code1"/>
         </w:rPr>
-        <w:t>w</w:t>
-      </w:r>
-      <w:r>
-        <w:rPr>
-          <w:rStyle w:val="Code1"/>
-        </w:rPr>
-        <w:t xml:space="preserve">est build -t </w:t>
-      </w:r>
-      <w:proofErr w:type="spellStart"/>
-      <w:r>
-        <w:rPr>
-          <w:rStyle w:val="Code1"/>
-        </w:rPr>
-        <w:t>menu</w:t>
-      </w:r>
-      <w:r>
-        <w:rPr>
-          <w:rStyle w:val="Code1"/>
-        </w:rPr>
-        <w:t>config</w:t>
-      </w:r>
-      <w:proofErr w:type="spellEnd"/>
+        <w:t>west build -t menuconfig</w:t>
+      </w:r>
     </w:p>
     <w:p/>
     <w:p>
@@ -4204,19 +4591,11 @@
       <w:r>
         <w:t>In the board definition folder, in the file `</w:t>
       </w:r>
-      <w:proofErr w:type="gramStart"/>
-      <w:r>
-        <w:rPr>
-          <w:rStyle w:val="Code1"/>
-        </w:rPr>
-        <w:t>Kconfig.&lt;</w:t>
-      </w:r>
-      <w:proofErr w:type="gramEnd"/>
-      <w:r>
-        <w:rPr>
-          <w:rStyle w:val="Code1"/>
-        </w:rPr>
-        <w:t>board&gt;</w:t>
+      <w:r>
+        <w:rPr>
+          <w:rStyle w:val="Code1"/>
+        </w:rPr>
+        <w:t>Kconfig.&lt;board&gt;</w:t>
       </w:r>
       <w:r>
         <w:t xml:space="preserve">`, under </w:t>
@@ -4246,15 +4625,7 @@
         <w:t>,</w:t>
       </w:r>
       <w:r>
-        <w:t xml:space="preserve"> the folder </w:t>
-      </w:r>
-      <w:proofErr w:type="gramStart"/>
-      <w:r>
-        <w:t>is located in</w:t>
-      </w:r>
-      <w:proofErr w:type="gramEnd"/>
-      <w:r>
-        <w:t xml:space="preserve"> zephyr source code.</w:t>
+        <w:t xml:space="preserve"> the folder is located in zephyr source code.</w:t>
       </w:r>
     </w:p>
     <w:p>
@@ -4340,7 +4711,6 @@
         <w:rPr>
           <w:noProof/>
         </w:rPr>
-        <w:lastRenderedPageBreak/>
         <w:drawing>
           <wp:inline distT="0" distB="0" distL="0" distR="0" wp14:anchorId="647F8BC5" wp14:editId="0E911D17">
             <wp:extent cx="1857634" cy="1143160"/>
@@ -4499,32 +4869,16 @@
         <w:rPr>
           <w:rStyle w:val="Code1"/>
         </w:rPr>
-        <w:t>`&lt;board&gt;_</w:t>
-      </w:r>
-      <w:proofErr w:type="spellStart"/>
-      <w:r>
-        <w:rPr>
-          <w:rStyle w:val="Code1"/>
-        </w:rPr>
-        <w:t>deconfig</w:t>
-      </w:r>
-      <w:proofErr w:type="spellEnd"/>
+        <w:t>`&lt;board&gt;_deconfig</w:t>
+      </w:r>
       <w:r>
         <w:t>` or `</w:t>
       </w:r>
-      <w:proofErr w:type="gramStart"/>
-      <w:r>
-        <w:rPr>
-          <w:rStyle w:val="Code1"/>
-        </w:rPr>
-        <w:t>Kconfig.&lt;</w:t>
-      </w:r>
-      <w:proofErr w:type="gramEnd"/>
-      <w:r>
-        <w:rPr>
-          <w:rStyle w:val="Code1"/>
-        </w:rPr>
-        <w:t>board&gt;`</w:t>
+      <w:r>
+        <w:rPr>
+          <w:rStyle w:val="Code1"/>
+        </w:rPr>
+        <w:t>Kconfig.&lt;board&gt;`</w:t>
       </w:r>
       <w:r>
         <w:rPr>
@@ -4586,16 +4940,8 @@
         <w:rPr>
           <w:rStyle w:val="Code1"/>
         </w:rPr>
-        <w:t>boards/&lt;VENDOR&gt;/&lt;BOARD&gt;/&lt;BOARD&gt;_</w:t>
-      </w:r>
-      <w:proofErr w:type="spellStart"/>
-      <w:r>
-        <w:rPr>
-          <w:rStyle w:val="Code1"/>
-        </w:rPr>
-        <w:t>defconfig</w:t>
-      </w:r>
-      <w:proofErr w:type="spellEnd"/>
+        <w:t>boards/&lt;VENDOR&gt;/&lt;BOARD&gt;/&lt;BOARD&gt;_defconfig</w:t>
+      </w:r>
     </w:p>
     <w:p>
       <w:pPr>
@@ -4609,6 +4955,7 @@
         <w:rPr>
           <w:rStyle w:val="Code1"/>
         </w:rPr>
+        <w:lastRenderedPageBreak/>
         <w:t>soc</w:t>
       </w:r>
       <w:r>
@@ -4642,11 +4989,7 @@
         <w:t xml:space="preserve">CONFIG_... </w:t>
       </w:r>
       <w:r>
-        <w:t xml:space="preserve">in </w:t>
-      </w:r>
-      <w:proofErr w:type="spellStart"/>
-      <w:r>
-        <w:t>C</w:t>
+        <w:t>in C</w:t>
       </w:r>
       <w:r>
         <w:t>M</w:t>
@@ -4654,7 +4997,6 @@
       <w:r>
         <w:t>ake</w:t>
       </w:r>
-      <w:proofErr w:type="spellEnd"/>
     </w:p>
     <w:p>
       <w:pPr>
@@ -4668,13 +5010,7 @@
         <w:rPr>
           <w:rStyle w:val="Code1"/>
         </w:rPr>
-        <w:t>boards/&lt;board&gt;</w:t>
-      </w:r>
-      <w:r>
-        <w:rPr>
-          <w:rStyle w:val="Code1"/>
-        </w:rPr>
-        <w:t>.conf</w:t>
+        <w:t>boards/&lt;board&gt;.conf</w:t>
       </w:r>
       <w:r>
         <w:t xml:space="preserve"> in application </w:t>
@@ -4692,19 +5028,7 @@
         <w:rPr>
           <w:rStyle w:val="Code1"/>
         </w:rPr>
-        <w:t>boards/&lt;board&gt;</w:t>
-      </w:r>
-      <w:r>
-        <w:rPr>
-          <w:rStyle w:val="Code1"/>
-        </w:rPr>
-        <w:t>_&lt;revision&gt;</w:t>
-      </w:r>
-      <w:r>
-        <w:rPr>
-          <w:rStyle w:val="Code1"/>
-        </w:rPr>
-        <w:t>.conf</w:t>
+        <w:t>boards/&lt;board&gt;_&lt;revision&gt;.conf</w:t>
       </w:r>
       <w:r>
         <w:t xml:space="preserve"> in application </w:t>
@@ -4718,14 +5042,12 @@
           <w:numId w:val="35"/>
         </w:numPr>
       </w:pPr>
-      <w:proofErr w:type="spellStart"/>
       <w:r>
         <w:rPr>
           <w:rStyle w:val="Code1"/>
         </w:rPr>
         <w:t>Prj.conf</w:t>
       </w:r>
-      <w:proofErr w:type="spellEnd"/>
       <w:r>
         <w:t xml:space="preserve"> in application </w:t>
       </w:r>
@@ -4739,11 +5061,9 @@
         </w:numPr>
         <w:ind w:left="0" w:firstLine="0"/>
       </w:pPr>
-      <w:proofErr w:type="spellStart"/>
       <w:r>
         <w:t>CMake</w:t>
       </w:r>
-      <w:proofErr w:type="spellEnd"/>
     </w:p>
     <w:p>
       <w:r>
@@ -4859,7 +5179,6 @@
           <w:rStyle w:val="Code1"/>
           <w:noProof/>
         </w:rPr>
-        <w:lastRenderedPageBreak/>
         <w:drawing>
           <wp:inline distT="0" distB="0" distL="0" distR="0" wp14:anchorId="1B29B910" wp14:editId="568CF3F3">
             <wp:extent cx="3749365" cy="998307"/>
@@ -5046,6 +5365,7 @@
         <w:rPr>
           <w:noProof/>
         </w:rPr>
+        <w:lastRenderedPageBreak/>
         <w:drawing>
           <wp:inline distT="0" distB="0" distL="0" distR="0" wp14:anchorId="151A5F39" wp14:editId="6F10DF68">
             <wp:extent cx="5731510" cy="3342005"/>
@@ -5128,7 +5448,6 @@
         <w:ind w:left="0" w:firstLine="0"/>
       </w:pPr>
       <w:r>
-        <w:lastRenderedPageBreak/>
         <w:t>Power Management</w:t>
       </w:r>
     </w:p>
@@ -5381,6 +5700,7 @@
         <w:ind w:left="0" w:firstLine="0"/>
       </w:pPr>
       <w:r>
+        <w:lastRenderedPageBreak/>
         <w:t>Lora (SX126X)</w:t>
       </w:r>
     </w:p>
@@ -5616,7 +5936,6 @@
         </w:rPr>
       </w:pPr>
       <w:r>
-        <w:lastRenderedPageBreak/>
         <w:t>Open system view and start recording.</w:t>
       </w:r>
       <w:r>
@@ -5729,6 +6048,7 @@
         <w:rPr>
           <w:noProof/>
         </w:rPr>
+        <w:lastRenderedPageBreak/>
         <w:drawing>
           <wp:inline distT="0" distB="0" distL="0" distR="0" wp14:anchorId="31DDE0B2" wp14:editId="51806446">
             <wp:extent cx="5731510" cy="3086100"/>
@@ -5782,7 +6102,6 @@
         <w:rPr>
           <w:noProof/>
         </w:rPr>
-        <w:lastRenderedPageBreak/>
         <w:drawing>
           <wp:inline distT="0" distB="0" distL="0" distR="0" wp14:anchorId="4625273F" wp14:editId="58939081">
             <wp:extent cx="5182049" cy="3398815"/>
@@ -5880,7 +6199,11 @@
         <w:t>"C:\Program Files\SEGGER\SystemView\Description\SYSVIEW_Zephyr.txt"</w:t>
       </w:r>
       <w:r>
-        <w:t xml:space="preserve">. At the end of the file you can </w:t>
+        <w:t xml:space="preserve">. At the end of the file you </w:t>
+      </w:r>
+      <w:r>
+        <w:lastRenderedPageBreak/>
+        <w:t xml:space="preserve">can </w:t>
       </w:r>
       <w:r>
         <w:t>add</w:t>
@@ -6039,7 +6362,6 @@
     </w:p>
     <w:p>
       <w:r>
-        <w:lastRenderedPageBreak/>
         <w:t>CONFIG_LOG_BACKEND_RTT=y</w:t>
       </w:r>
       <w:r>
@@ -6088,15 +6410,7 @@
         <w:ind w:left="0" w:firstLine="0"/>
       </w:pPr>
       <w:r>
-        <w:t>Low Power STM32 (</w:t>
-      </w:r>
-      <w:proofErr w:type="spellStart"/>
-      <w:r>
-        <w:t>nucleo</w:t>
-      </w:r>
-      <w:proofErr w:type="spellEnd"/>
-      <w:r>
-        <w:t xml:space="preserve"> f411re)</w:t>
+        <w:t>Low Power STM32 (nucleo f411re)</w:t>
       </w:r>
     </w:p>
     <w:p>
@@ -6110,35 +6424,7 @@
         <w:rPr>
           <w:rStyle w:val="Code1"/>
         </w:rPr>
-        <w:t>zephyr\samples\boards\</w:t>
-      </w:r>
-      <w:proofErr w:type="spellStart"/>
-      <w:r>
-        <w:rPr>
-          <w:rStyle w:val="Code1"/>
-        </w:rPr>
-        <w:t>st</w:t>
-      </w:r>
-      <w:proofErr w:type="spellEnd"/>
-      <w:r>
-        <w:rPr>
-          <w:rStyle w:val="Code1"/>
-        </w:rPr>
-        <w:t>\</w:t>
-      </w:r>
-      <w:proofErr w:type="spellStart"/>
-      <w:r>
-        <w:rPr>
-          <w:rStyle w:val="Code1"/>
-        </w:rPr>
-        <w:t>power_mgmt</w:t>
-      </w:r>
-      <w:proofErr w:type="spellEnd"/>
-      <w:r>
-        <w:rPr>
-          <w:rStyle w:val="Code1"/>
-        </w:rPr>
-        <w:t>\blinky</w:t>
+        <w:t>zephyr\samples\boards\st\power_mgmt\blinky</w:t>
       </w:r>
       <w:r>
         <w:t>`</w:t>
@@ -6164,33 +6450,11 @@
       <w:r>
         <w:t xml:space="preserve"> is already activated. That means when using </w:t>
       </w:r>
-      <w:proofErr w:type="spellStart"/>
-      <w:r>
-        <w:rPr>
-          <w:rStyle w:val="Code1"/>
-        </w:rPr>
-        <w:t>k_</w:t>
-      </w:r>
-      <w:proofErr w:type="gramStart"/>
-      <w:r>
-        <w:rPr>
-          <w:rStyle w:val="Code1"/>
-        </w:rPr>
-        <w:t>sleep</w:t>
-      </w:r>
-      <w:proofErr w:type="spellEnd"/>
-      <w:r>
-        <w:rPr>
-          <w:rStyle w:val="Code1"/>
-        </w:rPr>
-        <w:t>(</w:t>
-      </w:r>
-      <w:proofErr w:type="gramEnd"/>
-      <w:r>
-        <w:rPr>
-          <w:rStyle w:val="Code1"/>
-        </w:rPr>
-        <w:t>)</w:t>
+      <w:r>
+        <w:rPr>
+          <w:rStyle w:val="Code1"/>
+        </w:rPr>
+        <w:t>k_sleep()</w:t>
       </w:r>
       <w:r>
         <w:t xml:space="preserve"> for a long time</w:t>
@@ -6221,34 +6485,12 @@
         <w:rPr>
           <w:rStyle w:val="Code1"/>
         </w:rPr>
-        <w:t>DT_FOREACH_STATUS_</w:t>
-      </w:r>
-      <w:proofErr w:type="gramStart"/>
-      <w:r>
-        <w:rPr>
-          <w:rStyle w:val="Code1"/>
-        </w:rPr>
-        <w:t>OKAY(</w:t>
-      </w:r>
-      <w:proofErr w:type="gramEnd"/>
-      <w:r>
-        <w:rPr>
-          <w:rStyle w:val="Code1"/>
-        </w:rPr>
-        <w:t>st_stm32_gpio, STM32_GPIO_PM_ENABLE)</w:t>
-      </w:r>
-    </w:p>
-    <w:p>
-      <w:r>
-        <w:t xml:space="preserve">will put all the </w:t>
-      </w:r>
-      <w:proofErr w:type="spellStart"/>
-      <w:r>
-        <w:t>gpio</w:t>
-      </w:r>
-      <w:proofErr w:type="spellEnd"/>
-      <w:r>
-        <w:t xml:space="preserve"> in suspended</w:t>
+        <w:t>DT_FOREACH_STATUS_OKAY(st_stm32_gpio, STM32_GPIO_PM_ENABLE)</w:t>
+      </w:r>
+    </w:p>
+    <w:p>
+      <w:r>
+        <w:t>will put all the gpio in suspended</w:t>
       </w:r>
       <w:r>
         <w:t xml:space="preserve"> mode</w:t>
@@ -6273,16 +6515,11 @@
       <w:r>
         <w:t xml:space="preserve"> 80 </w:t>
       </w:r>
-      <w:proofErr w:type="spellStart"/>
       <w:r>
         <w:t>μ</w:t>
       </w:r>
       <w:r>
-        <w:t>A</w:t>
-      </w:r>
-      <w:proofErr w:type="spellEnd"/>
-      <w:r>
-        <w:t>.</w:t>
+        <w:t>A.</w:t>
       </w:r>
     </w:p>
     <w:p>
@@ -6293,30 +6530,8 @@
         <w:rPr>
           <w:rStyle w:val="Code1"/>
         </w:rPr>
-        <w:t>zephyr\soc\</w:t>
-      </w:r>
-      <w:proofErr w:type="spellStart"/>
-      <w:r>
-        <w:rPr>
-          <w:rStyle w:val="Code1"/>
-        </w:rPr>
-        <w:t>st</w:t>
-      </w:r>
-      <w:proofErr w:type="spellEnd"/>
-      <w:r>
-        <w:rPr>
-          <w:rStyle w:val="Code1"/>
-        </w:rPr>
-        <w:t>\stm32\stm32f4x\</w:t>
-      </w:r>
-      <w:proofErr w:type="spellStart"/>
-      <w:r>
-        <w:rPr>
-          <w:rStyle w:val="Code1"/>
-        </w:rPr>
-        <w:t>power.c</w:t>
-      </w:r>
-      <w:proofErr w:type="spellEnd"/>
+        <w:t>zephyr\soc\st\stm32\stm32f4x\power.c</w:t>
+      </w:r>
       <w:r>
         <w:t>` I change</w:t>
       </w:r>
@@ -6329,33 +6544,11 @@
       <w:r>
         <w:t xml:space="preserve">argument of the function </w:t>
       </w:r>
-      <w:proofErr w:type="spellStart"/>
-      <w:r>
-        <w:rPr>
-          <w:rStyle w:val="Code1"/>
-        </w:rPr>
-        <w:t>LL_PWR_</w:t>
-      </w:r>
-      <w:proofErr w:type="gramStart"/>
-      <w:r>
-        <w:rPr>
-          <w:rStyle w:val="Code1"/>
-        </w:rPr>
-        <w:t>SetPowerMode</w:t>
-      </w:r>
-      <w:proofErr w:type="spellEnd"/>
-      <w:r>
-        <w:rPr>
-          <w:rStyle w:val="Code1"/>
-        </w:rPr>
-        <w:t>(</w:t>
-      </w:r>
-      <w:proofErr w:type="gramEnd"/>
-      <w:r>
-        <w:rPr>
-          <w:rStyle w:val="Code1"/>
-        </w:rPr>
-        <w:t xml:space="preserve">); </w:t>
+      <w:r>
+        <w:rPr>
+          <w:rStyle w:val="Code1"/>
+        </w:rPr>
+        <w:t xml:space="preserve">LL_PWR_SetPowerMode(); </w:t>
       </w:r>
       <w:r>
         <w:t xml:space="preserve">to </w:t>
@@ -6381,20 +6574,16 @@
       <w:r>
         <w:t xml:space="preserve">. I now consume 40 </w:t>
       </w:r>
-      <w:proofErr w:type="spellStart"/>
       <w:r>
         <w:t>μ</w:t>
       </w:r>
       <w:r>
-        <w:t>A</w:t>
-      </w:r>
-      <w:proofErr w:type="spellEnd"/>
-      <w:r>
-        <w:t>.</w:t>
-      </w:r>
-    </w:p>
-    <w:p>
-      <w:r>
+        <w:t>A.</w:t>
+      </w:r>
+    </w:p>
+    <w:p>
+      <w:r>
+        <w:lastRenderedPageBreak/>
         <w:t>To reduce</w:t>
       </w:r>
       <w:r>
@@ -6407,15 +6596,7 @@
         <w:t xml:space="preserve">s </w:t>
       </w:r>
       <w:r>
-        <w:t xml:space="preserve">in </w:t>
-      </w:r>
-      <w:proofErr w:type="spellStart"/>
-      <w:r>
-        <w:t>analog</w:t>
-      </w:r>
-      <w:proofErr w:type="spellEnd"/>
-      <w:r>
-        <w:t xml:space="preserve"> input. But </w:t>
+        <w:t xml:space="preserve">in analog input. But </w:t>
       </w:r>
       <w:r>
         <w:t>z</w:t>
@@ -6433,37 +6614,13 @@
         </w:numPr>
       </w:pPr>
       <w:r>
-        <w:t xml:space="preserve">The first option is to use the </w:t>
-      </w:r>
-      <w:proofErr w:type="spellStart"/>
-      <w:r>
-        <w:t>hal</w:t>
-      </w:r>
-      <w:proofErr w:type="spellEnd"/>
-      <w:r>
-        <w:t xml:space="preserve"> or </w:t>
-      </w:r>
-      <w:proofErr w:type="spellStart"/>
-      <w:r>
-        <w:t>ll</w:t>
-      </w:r>
-      <w:proofErr w:type="spellEnd"/>
-      <w:r>
-        <w:t xml:space="preserve"> of stm32 to put all the pin</w:t>
+        <w:t>The first option is to use the hal or ll of stm32 to put all the pin</w:t>
       </w:r>
       <w:r>
         <w:t>s</w:t>
       </w:r>
       <w:r>
-        <w:t xml:space="preserve"> in </w:t>
-      </w:r>
-      <w:proofErr w:type="spellStart"/>
-      <w:r>
-        <w:t>analog</w:t>
-      </w:r>
-      <w:proofErr w:type="spellEnd"/>
-      <w:r>
-        <w:t xml:space="preserve"> input before the main </w:t>
+        <w:t xml:space="preserve"> in analog input before the main </w:t>
       </w:r>
       <w:r>
         <w:t>execute</w:t>
@@ -6509,30 +6666,8 @@
         <w:rPr>
           <w:rStyle w:val="Code1"/>
         </w:rPr>
-        <w:t>SYS_</w:t>
-      </w:r>
-      <w:proofErr w:type="gramStart"/>
-      <w:r>
-        <w:rPr>
-          <w:rStyle w:val="Code1"/>
-        </w:rPr>
-        <w:t>INIT(</w:t>
-      </w:r>
-      <w:proofErr w:type="gramEnd"/>
-      <w:r>
-        <w:rPr>
-          <w:rStyle w:val="Code1"/>
-        </w:rPr>
-        <w:t>function, PRE_KERNEL_1, 0</w:t>
-      </w:r>
-      <w:proofErr w:type="gramStart"/>
-      <w:r>
-        <w:rPr>
-          <w:rStyle w:val="Code1"/>
-        </w:rPr>
-        <w:t>);</w:t>
-      </w:r>
-      <w:proofErr w:type="gramEnd"/>
+        <w:t>SYS_INIT(function, PRE_KERNEL_1, 0);</w:t>
+      </w:r>
     </w:p>
     <w:p>
       <w:pPr>
@@ -6560,7 +6695,6 @@
         </w:numPr>
       </w:pPr>
       <w:r>
-        <w:lastRenderedPageBreak/>
         <w:t>The second option, in the devicetree</w:t>
       </w:r>
       <w:r>
@@ -6645,15 +6779,7 @@
         <w:t>,</w:t>
       </w:r>
       <w:r>
-        <w:t xml:space="preserve"> in the code in C add the following to configure the </w:t>
-      </w:r>
-      <w:proofErr w:type="spellStart"/>
-      <w:r>
-        <w:t>pinctrl</w:t>
-      </w:r>
-      <w:proofErr w:type="spellEnd"/>
-      <w:r>
-        <w:t xml:space="preserve"> describe</w:t>
+        <w:t xml:space="preserve"> in the code in C add the following to configure the pinctrl describe</w:t>
       </w:r>
       <w:r>
         <w:t>d</w:t>
@@ -6707,9 +6833,1723 @@
         </w:drawing>
       </w:r>
     </w:p>
+    <w:p>
+      <w:pPr>
+        <w:pStyle w:val="Titre2"/>
+        <w:numPr>
+          <w:ilvl w:val="0"/>
+          <w:numId w:val="12"/>
+        </w:numPr>
+        <w:ind w:left="0" w:firstLine="0"/>
+      </w:pPr>
+      <w:r>
+        <w:t>Fuota Lorawan</w:t>
+      </w:r>
+    </w:p>
+    <w:p>
+      <w:r>
+        <w:t>In the decivetree, you should define at least 3 partitions</w:t>
+      </w:r>
+      <w:r>
+        <w:t>. T</w:t>
+      </w:r>
+      <w:r>
+        <w:t xml:space="preserve">he first is named </w:t>
+      </w:r>
+      <w:r>
+        <w:rPr>
+          <w:rStyle w:val="Code1"/>
+        </w:rPr>
+        <w:t>`boot_partition`</w:t>
+      </w:r>
+      <w:r>
+        <w:t xml:space="preserve"> for the bootloader, the second is named </w:t>
+      </w:r>
+      <w:r>
+        <w:rPr>
+          <w:rStyle w:val="Code1"/>
+        </w:rPr>
+        <w:t>`slot0_partition`</w:t>
+      </w:r>
+      <w:r>
+        <w:t xml:space="preserve"> for the image to run</w:t>
+      </w:r>
+      <w:r>
+        <w:t>,</w:t>
+      </w:r>
+      <w:r>
+        <w:t xml:space="preserve"> </w:t>
+      </w:r>
+      <w:r>
+        <w:t xml:space="preserve">and the last one is `slot1_partition` for the image to </w:t>
+      </w:r>
+      <w:r>
+        <w:t xml:space="preserve">be </w:t>
+      </w:r>
+      <w:r>
+        <w:t>store</w:t>
+      </w:r>
+      <w:r>
+        <w:t>d</w:t>
+      </w:r>
+      <w:r>
+        <w:t xml:space="preserve"> and then swap</w:t>
+      </w:r>
+      <w:r>
+        <w:t xml:space="preserve">ped </w:t>
+      </w:r>
+      <w:r>
+        <w:t>with the first partition.</w:t>
+      </w:r>
+      <w:r>
+        <w:t>. The bootloader and first slot partition should b</w:t>
+      </w:r>
+      <w:r>
+        <w:t>e</w:t>
+      </w:r>
+      <w:r>
+        <w:t xml:space="preserve"> in the </w:t>
+      </w:r>
+      <w:r>
+        <w:t xml:space="preserve">internal </w:t>
+      </w:r>
+      <w:r>
+        <w:t>flas</w:t>
+      </w:r>
+      <w:r>
+        <w:t>h</w:t>
+      </w:r>
+      <w:r>
+        <w:t>. The second slot partition can be in the intern</w:t>
+      </w:r>
+      <w:r>
+        <w:t>al</w:t>
+      </w:r>
+      <w:r>
+        <w:t xml:space="preserve"> or extern</w:t>
+      </w:r>
+      <w:r>
+        <w:t>al</w:t>
+      </w:r>
+      <w:r>
+        <w:t xml:space="preserve"> partition. If the </w:t>
+      </w:r>
+      <w:r>
+        <w:t xml:space="preserve">internal </w:t>
+      </w:r>
+      <w:r>
+        <w:t>flash and extern</w:t>
+      </w:r>
+      <w:r>
+        <w:t>al</w:t>
+      </w:r>
+      <w:r>
+        <w:t xml:space="preserve"> don’t have the same erase size, you need a fourth partition to swap both images, this partition is named </w:t>
+      </w:r>
+      <w:r>
+        <w:rPr>
+          <w:rStyle w:val="Code1"/>
+        </w:rPr>
+        <w:t>`scratch_partition`</w:t>
+      </w:r>
+      <w:r>
+        <w:t>.</w:t>
+      </w:r>
+      <w:r>
+        <w:t xml:space="preserve"> </w:t>
+      </w:r>
+      <w:r>
+        <w:t>This is a temporary buffer used during image swapping. It must be at least as large as the largest erase block size between slot0_partition and slot1_partition</w:t>
+      </w:r>
+    </w:p>
+    <w:p>
+      <w:r>
+        <w:rPr>
+          <w:noProof/>
+        </w:rPr>
+        <w:lastRenderedPageBreak/>
+        <w:drawing>
+          <wp:anchor distT="0" distB="0" distL="114300" distR="114300" simplePos="0" relativeHeight="251660288" behindDoc="1" locked="0" layoutInCell="1" allowOverlap="1" wp14:anchorId="5A0D3FC0" wp14:editId="576F2F1A">
+            <wp:simplePos x="0" y="0"/>
+            <wp:positionH relativeFrom="column">
+              <wp:posOffset>0</wp:posOffset>
+            </wp:positionH>
+            <wp:positionV relativeFrom="paragraph">
+              <wp:posOffset>0</wp:posOffset>
+            </wp:positionV>
+            <wp:extent cx="3362325" cy="3114675"/>
+            <wp:effectExtent l="0" t="0" r="9525" b="9525"/>
+            <wp:wrapTight wrapText="bothSides">
+              <wp:wrapPolygon edited="0">
+                <wp:start x="0" y="0"/>
+                <wp:lineTo x="0" y="21534"/>
+                <wp:lineTo x="21539" y="21534"/>
+                <wp:lineTo x="21539" y="0"/>
+                <wp:lineTo x="0" y="0"/>
+              </wp:wrapPolygon>
+            </wp:wrapTight>
+            <wp:docPr id="197859082" name="Image 1" descr="Une image contenant texte, capture d’écran, Police&#10;&#10;Le contenu généré par l’IA peut être incorrect."/>
+            <wp:cNvGraphicFramePr>
+              <a:graphicFrameLocks xmlns:a="http://schemas.openxmlformats.org/drawingml/2006/main" noChangeAspect="1"/>
+            </wp:cNvGraphicFramePr>
+            <a:graphic xmlns:a="http://schemas.openxmlformats.org/drawingml/2006/main">
+              <a:graphicData uri="http://schemas.openxmlformats.org/drawingml/2006/picture">
+                <pic:pic xmlns:pic="http://schemas.openxmlformats.org/drawingml/2006/picture">
+                  <pic:nvPicPr>
+                    <pic:cNvPr id="197859082" name="Image 1" descr="Une image contenant texte, capture d’écran, Police&#10;&#10;Le contenu généré par l’IA peut être incorrect."/>
+                    <pic:cNvPicPr/>
+                  </pic:nvPicPr>
+                  <pic:blipFill>
+                    <a:blip r:embed="rId26">
+                      <a:extLst>
+                        <a:ext uri="{28A0092B-C50C-407E-A947-70E740481C1C}">
+                          <a14:useLocalDpi xmlns:a14="http://schemas.microsoft.com/office/drawing/2010/main" val="0"/>
+                        </a:ext>
+                      </a:extLst>
+                    </a:blip>
+                    <a:stretch>
+                      <a:fillRect/>
+                    </a:stretch>
+                  </pic:blipFill>
+                  <pic:spPr>
+                    <a:xfrm>
+                      <a:off x="0" y="0"/>
+                      <a:ext cx="3362325" cy="3114675"/>
+                    </a:xfrm>
+                    <a:prstGeom prst="rect">
+                      <a:avLst/>
+                    </a:prstGeom>
+                  </pic:spPr>
+                </pic:pic>
+              </a:graphicData>
+            </a:graphic>
+          </wp:anchor>
+        </w:drawing>
+      </w:r>
+      <w:r>
+        <w:t xml:space="preserve">Devicetree for the flash intern on </w:t>
+      </w:r>
+      <w:proofErr w:type="spellStart"/>
+      <w:r>
+        <w:t>nxg_long</w:t>
+      </w:r>
+      <w:proofErr w:type="spellEnd"/>
+      <w:r>
+        <w:t>. On this internal flash the erase size is define with the property `erase-block-size`.</w:t>
+      </w:r>
+    </w:p>
     <w:p/>
     <w:p/>
     <w:p/>
+    <w:p/>
+    <w:p/>
+    <w:p/>
+    <w:p/>
+    <w:p>
+      <w:r>
+        <w:rPr>
+          <w:noProof/>
+        </w:rPr>
+        <w:drawing>
+          <wp:anchor distT="0" distB="0" distL="114300" distR="114300" simplePos="0" relativeHeight="251659264" behindDoc="1" locked="0" layoutInCell="1" allowOverlap="1" wp14:anchorId="20325595" wp14:editId="00843B06">
+            <wp:simplePos x="0" y="0"/>
+            <wp:positionH relativeFrom="margin">
+              <wp:align>left</wp:align>
+            </wp:positionH>
+            <wp:positionV relativeFrom="paragraph">
+              <wp:posOffset>52705</wp:posOffset>
+            </wp:positionV>
+            <wp:extent cx="3486150" cy="4709160"/>
+            <wp:effectExtent l="0" t="0" r="0" b="0"/>
+            <wp:wrapTight wrapText="bothSides">
+              <wp:wrapPolygon edited="0">
+                <wp:start x="0" y="0"/>
+                <wp:lineTo x="0" y="21495"/>
+                <wp:lineTo x="21482" y="21495"/>
+                <wp:lineTo x="21482" y="0"/>
+                <wp:lineTo x="0" y="0"/>
+              </wp:wrapPolygon>
+            </wp:wrapTight>
+            <wp:docPr id="1977817130" name="Image 1" descr="Une image contenant texte, capture d’écran, logiciel&#10;&#10;Le contenu généré par l’IA peut être incorrect."/>
+            <wp:cNvGraphicFramePr>
+              <a:graphicFrameLocks xmlns:a="http://schemas.openxmlformats.org/drawingml/2006/main" noChangeAspect="1"/>
+            </wp:cNvGraphicFramePr>
+            <a:graphic xmlns:a="http://schemas.openxmlformats.org/drawingml/2006/main">
+              <a:graphicData uri="http://schemas.openxmlformats.org/drawingml/2006/picture">
+                <pic:pic xmlns:pic="http://schemas.openxmlformats.org/drawingml/2006/picture">
+                  <pic:nvPicPr>
+                    <pic:cNvPr id="1977817130" name="Image 1" descr="Une image contenant texte, capture d’écran, logiciel&#10;&#10;Le contenu généré par l’IA peut être incorrect."/>
+                    <pic:cNvPicPr/>
+                  </pic:nvPicPr>
+                  <pic:blipFill>
+                    <a:blip r:embed="rId27">
+                      <a:extLst>
+                        <a:ext uri="{28A0092B-C50C-407E-A947-70E740481C1C}">
+                          <a14:useLocalDpi xmlns:a14="http://schemas.microsoft.com/office/drawing/2010/main" val="0"/>
+                        </a:ext>
+                      </a:extLst>
+                    </a:blip>
+                    <a:stretch>
+                      <a:fillRect/>
+                    </a:stretch>
+                  </pic:blipFill>
+                  <pic:spPr>
+                    <a:xfrm>
+                      <a:off x="0" y="0"/>
+                      <a:ext cx="3486150" cy="4709160"/>
+                    </a:xfrm>
+                    <a:prstGeom prst="rect">
+                      <a:avLst/>
+                    </a:prstGeom>
+                  </pic:spPr>
+                </pic:pic>
+              </a:graphicData>
+            </a:graphic>
+            <wp14:sizeRelH relativeFrom="margin">
+              <wp14:pctWidth>0</wp14:pctWidth>
+            </wp14:sizeRelH>
+            <wp14:sizeRelV relativeFrom="margin">
+              <wp14:pctHeight>0</wp14:pctHeight>
+            </wp14:sizeRelV>
+          </wp:anchor>
+        </w:drawing>
+      </w:r>
+    </w:p>
+    <w:p/>
+    <w:p>
+      <w:pPr>
+        <w:rPr>
+          <w:rStyle w:val="Code1"/>
+        </w:rPr>
+      </w:pPr>
+      <w:r>
+        <w:t xml:space="preserve">Devicetree for the external flash, define in the node sercom4 for the </w:t>
+      </w:r>
+      <w:proofErr w:type="spellStart"/>
+      <w:r>
+        <w:t>spi</w:t>
+      </w:r>
+      <w:proofErr w:type="spellEnd"/>
+      <w:r>
+        <w:t xml:space="preserve">, for </w:t>
+      </w:r>
+      <w:proofErr w:type="spellStart"/>
+      <w:r>
+        <w:t>nxg_long</w:t>
+      </w:r>
+      <w:proofErr w:type="spellEnd"/>
+      <w:r>
+        <w:t xml:space="preserve">. On this external flash there is not properties to define the erase size, so instead, it should be defined in the Kconfig with </w:t>
+      </w:r>
+      <w:r>
+        <w:rPr>
+          <w:rStyle w:val="Code1"/>
+        </w:rPr>
+        <w:t>`</w:t>
+      </w:r>
+      <w:r>
+        <w:rPr>
+          <w:rStyle w:val="Code1"/>
+        </w:rPr>
+        <w:t>CONFIG_</w:t>
+      </w:r>
+      <w:r>
+        <w:rPr>
+          <w:rStyle w:val="Code1"/>
+        </w:rPr>
+        <w:t>SPI_NOR_FLASH_</w:t>
+      </w:r>
+    </w:p>
+    <w:p>
+      <w:pPr>
+        <w:rPr>
+          <w:rStyle w:val="Code1"/>
+        </w:rPr>
+      </w:pPr>
+      <w:r>
+        <w:rPr>
+          <w:rStyle w:val="Code1"/>
+        </w:rPr>
+        <w:t>LAYOUT</w:t>
+      </w:r>
+      <w:r>
+        <w:rPr>
+          <w:rStyle w:val="Code1"/>
+        </w:rPr>
+        <w:t>_PAGE_SIZE=4096</w:t>
+      </w:r>
+      <w:r>
+        <w:rPr>
+          <w:rStyle w:val="Code1"/>
+        </w:rPr>
+        <w:t xml:space="preserve"> `</w:t>
+      </w:r>
+      <w:r>
+        <w:t>.</w:t>
+      </w:r>
+    </w:p>
+    <w:p>
+      <w:pPr>
+        <w:rPr>
+          <w:shd w:val="clear" w:color="auto" w:fill="D9D9D9" w:themeFill="background1" w:themeFillShade="D9"/>
+        </w:rPr>
+      </w:pPr>
+      <w:r>
+        <w:t>It needs to be define i</w:t>
+      </w:r>
+      <w:r>
+        <w:t>n both the config of the bootloader and the application as well.</w:t>
+      </w:r>
+      <w:r>
+        <w:br w:type="textWrapping" w:clear="all"/>
+      </w:r>
+      <w:r>
+        <w:t xml:space="preserve">To build an application with a bootloader and flash it, you need to add the flag </w:t>
+      </w:r>
+      <w:r>
+        <w:rPr>
+          <w:rStyle w:val="Code1"/>
+        </w:rPr>
+        <w:t>`--</w:t>
+      </w:r>
+      <w:proofErr w:type="spellStart"/>
+      <w:r>
+        <w:rPr>
+          <w:rStyle w:val="Code1"/>
+        </w:rPr>
+        <w:t>sysbuild</w:t>
+      </w:r>
+      <w:proofErr w:type="spellEnd"/>
+      <w:r>
+        <w:rPr>
+          <w:rStyle w:val="Code1"/>
+        </w:rPr>
+        <w:t>`</w:t>
+      </w:r>
+      <w:r>
+        <w:t xml:space="preserve"> in the west build command. The flag is used to compile multiple applications. </w:t>
+      </w:r>
+    </w:p>
+    <w:p>
+      <w:r>
+        <w:lastRenderedPageBreak/>
+        <w:t xml:space="preserve">To specify that it should build a bootloader, you should create the file </w:t>
+      </w:r>
+      <w:r>
+        <w:rPr>
+          <w:rStyle w:val="Code1"/>
+        </w:rPr>
+        <w:t>`sysbuild.conf`</w:t>
+      </w:r>
+      <w:r>
+        <w:t xml:space="preserve"> at the app root with the config </w:t>
+      </w:r>
+      <w:r>
+        <w:rPr>
+          <w:rStyle w:val="Code1"/>
+        </w:rPr>
+        <w:t>`SB_CONFIG_BOOTLOADER_MCUBOOT=y`</w:t>
+      </w:r>
+      <w:r>
+        <w:t xml:space="preserve"> in it</w:t>
+      </w:r>
+      <w:r>
+        <w:t xml:space="preserve">. To add specific configuration to the bootloader, you can create the file </w:t>
+      </w:r>
+      <w:r>
+        <w:rPr>
+          <w:rStyle w:val="Code1"/>
+        </w:rPr>
+        <w:t>`mcuboot.conf`</w:t>
+      </w:r>
+      <w:r>
+        <w:t xml:space="preserve"> and add any configurations needed.</w:t>
+      </w:r>
+    </w:p>
+    <w:p>
+      <w:r>
+        <w:t>To flash the code</w:t>
+      </w:r>
+      <w:r>
+        <w:t>,</w:t>
+      </w:r>
+      <w:r>
+        <w:t xml:space="preserve"> just use </w:t>
+      </w:r>
+      <w:r>
+        <w:rPr>
+          <w:rStyle w:val="Code1"/>
+        </w:rPr>
+        <w:t>`west flash`</w:t>
+      </w:r>
+      <w:r>
+        <w:t>. I</w:t>
+      </w:r>
+      <w:r>
+        <w:t>t will flash both the bootloader and the application. To flash only one of them</w:t>
+      </w:r>
+      <w:r>
+        <w:t>,</w:t>
+      </w:r>
+      <w:r>
+        <w:t xml:space="preserve"> use the option </w:t>
+      </w:r>
+      <w:r>
+        <w:rPr>
+          <w:rStyle w:val="Code1"/>
+        </w:rPr>
+        <w:t>`--domain &lt;app_name&gt;</w:t>
+      </w:r>
+      <w:r>
+        <w:t>`. This option can also be used for other command</w:t>
+      </w:r>
+      <w:r>
+        <w:t>s,</w:t>
+      </w:r>
+      <w:r>
+        <w:t xml:space="preserve"> like </w:t>
+      </w:r>
+      <w:r>
+        <w:rPr>
+          <w:rStyle w:val="Code1"/>
+        </w:rPr>
+        <w:t>`west build -t guiconfig --domain mcuboot`</w:t>
+      </w:r>
+      <w:r>
+        <w:t xml:space="preserve"> or </w:t>
+      </w:r>
+      <w:r>
+        <w:rPr>
+          <w:rStyle w:val="Code1"/>
+        </w:rPr>
+        <w:t>`west build -t ram_report --domain mcuboot`</w:t>
+      </w:r>
+      <w:r>
+        <w:t xml:space="preserve"> or </w:t>
+      </w:r>
+      <w:r>
+        <w:rPr>
+          <w:rStyle w:val="Code1"/>
+        </w:rPr>
+        <w:t>`west debug --domain mcuboot`</w:t>
+      </w:r>
+      <w:r>
+        <w:t xml:space="preserve">, where </w:t>
+      </w:r>
+      <w:r>
+        <w:rPr>
+          <w:rStyle w:val="Code1"/>
+        </w:rPr>
+        <w:t>`mcuboot`</w:t>
+      </w:r>
+      <w:r>
+        <w:t xml:space="preserve"> is the name of the bootloader</w:t>
+      </w:r>
+      <w:r>
+        <w:t>.</w:t>
+      </w:r>
+    </w:p>
+    <w:p>
+      <w:r>
+        <w:t>For the code source</w:t>
+      </w:r>
+      <w:r>
+        <w:t>,</w:t>
+      </w:r>
+      <w:r>
+        <w:t xml:space="preserve"> use the code from </w:t>
+      </w:r>
+      <w:r>
+        <w:rPr>
+          <w:rStyle w:val="Code1"/>
+        </w:rPr>
+        <w:t>`samples\subsys\lorawan\fuota`</w:t>
+      </w:r>
+      <w:r>
+        <w:t xml:space="preserve">. Just change the dev_eu, join_eui and app_eui for the </w:t>
+      </w:r>
+      <w:r>
+        <w:t>LoRaWAN</w:t>
+      </w:r>
+      <w:r>
+        <w:t>.</w:t>
+      </w:r>
+    </w:p>
+    <w:p>
+      <w:r>
+        <w:t>To update a firmware with the bootloader, there is multiple configurations possible to d</w:t>
+      </w:r>
+      <w:r>
+        <w:t>o</w:t>
+      </w:r>
+      <w:r>
+        <w:t xml:space="preserve"> that:</w:t>
+      </w:r>
+    </w:p>
+    <w:p>
+      <w:pPr>
+        <w:pStyle w:val="Paragraphedeliste"/>
+        <w:numPr>
+          <w:ilvl w:val="0"/>
+          <w:numId w:val="37"/>
+        </w:numPr>
+      </w:pPr>
+      <w:r>
+        <w:rPr>
+          <w:rStyle w:val="Code1"/>
+        </w:rPr>
+        <w:t>CONFIG_MCUBOOT_MODE_SINGLE_APP</w:t>
+      </w:r>
+      <w:r>
+        <w:tab/>
+        <w:t>=</w:t>
+      </w:r>
+      <w:r>
+        <w:t>&gt; always boot on slot0, NOT for DFU</w:t>
+      </w:r>
+    </w:p>
+    <w:p>
+      <w:pPr>
+        <w:pStyle w:val="Paragraphedeliste"/>
+        <w:numPr>
+          <w:ilvl w:val="0"/>
+          <w:numId w:val="37"/>
+        </w:numPr>
+      </w:pPr>
+      <w:r>
+        <w:rPr>
+          <w:rStyle w:val="Code1"/>
+        </w:rPr>
+        <w:t>CONFIG_MCUBOOT_MODE_SWAP_USING_OFFSET</w:t>
+      </w:r>
+      <w:r>
+        <w:t xml:space="preserve"> </w:t>
+      </w:r>
+      <w:r>
+        <w:tab/>
+        <w:t>=</w:t>
+      </w:r>
+      <w:r>
+        <w:t>&gt; for</w:t>
+      </w:r>
+      <w:r>
+        <w:t xml:space="preserve"> partition 0 and 1 with the same erase size</w:t>
+      </w:r>
+    </w:p>
+    <w:p>
+      <w:pPr>
+        <w:pStyle w:val="Paragraphedeliste"/>
+        <w:numPr>
+          <w:ilvl w:val="0"/>
+          <w:numId w:val="37"/>
+        </w:numPr>
+      </w:pPr>
+      <w:r>
+        <w:rPr>
+          <w:rStyle w:val="Code1"/>
+        </w:rPr>
+        <w:t>CONFIG_MCUBOOT_MODE_SWAP_USING_MOVE</w:t>
+      </w:r>
+      <w:r>
+        <w:tab/>
+        <w:t>=</w:t>
+      </w:r>
+      <w:r>
+        <w:t>&gt; for</w:t>
+      </w:r>
+      <w:r>
+        <w:t xml:space="preserve"> partition 0 and 1 with the same erase size</w:t>
+      </w:r>
+    </w:p>
+    <w:p>
+      <w:pPr>
+        <w:pStyle w:val="Paragraphedeliste"/>
+        <w:numPr>
+          <w:ilvl w:val="0"/>
+          <w:numId w:val="37"/>
+        </w:numPr>
+      </w:pPr>
+      <w:r>
+        <w:rPr>
+          <w:rStyle w:val="Code1"/>
+        </w:rPr>
+        <w:t>CONFIG_MCUBOOT_MODE_SWAP_SCRATCH</w:t>
+      </w:r>
+      <w:r>
+        <w:tab/>
+      </w:r>
+      <w:r>
+        <w:tab/>
+        <w:t>=</w:t>
+      </w:r>
+      <w:r>
+        <w:t>&gt; for partition without the same erase size, not stable algorithm</w:t>
+      </w:r>
+    </w:p>
+    <w:p>
+      <w:pPr>
+        <w:pStyle w:val="Paragraphedeliste"/>
+        <w:numPr>
+          <w:ilvl w:val="0"/>
+          <w:numId w:val="37"/>
+        </w:numPr>
+      </w:pPr>
+      <w:r>
+        <w:rPr>
+          <w:rStyle w:val="Code1"/>
+        </w:rPr>
+        <w:t>CONFIG_MCUBOOT_MODE_OVERWRITE_ONLY</w:t>
+      </w:r>
+      <w:r>
+        <w:tab/>
+        <w:t>=&gt; will write the second image on the first one, no revert possible to the first image</w:t>
+      </w:r>
+    </w:p>
+    <w:p>
+      <w:pPr>
+        <w:pStyle w:val="Paragraphedeliste"/>
+        <w:numPr>
+          <w:ilvl w:val="0"/>
+          <w:numId w:val="37"/>
+        </w:numPr>
+      </w:pPr>
+      <w:r>
+        <w:t>…</w:t>
+      </w:r>
+    </w:p>
+    <w:p>
+      <w:r>
+        <w:t>This configuration should be defined in the file `</w:t>
+      </w:r>
+      <w:r>
+        <w:rPr>
+          <w:rStyle w:val="Code1"/>
+        </w:rPr>
+        <w:t>sysbuild.conf</w:t>
+      </w:r>
+      <w:r>
+        <w:t>` with the prefix `</w:t>
+      </w:r>
+      <w:r>
+        <w:rPr>
+          <w:rStyle w:val="Code1"/>
+        </w:rPr>
+        <w:t>SB_`</w:t>
+      </w:r>
+      <w:r>
+        <w:t xml:space="preserve"> like `</w:t>
+      </w:r>
+      <w:r>
+        <w:rPr>
+          <w:rStyle w:val="Code1"/>
+        </w:rPr>
+        <w:t>SB_CONFIG_MCUBOOT_MODE_SWAP_SCRATCH</w:t>
+      </w:r>
+      <w:r>
+        <w:t>`.</w:t>
+      </w:r>
+    </w:p>
+    <w:p/>
+    <w:p>
+      <w:r>
+        <w:t>To customize the size of the fragment sen</w:t>
+      </w:r>
+      <w:r>
+        <w:t>t</w:t>
+      </w:r>
+      <w:r>
+        <w:t xml:space="preserve"> over </w:t>
+      </w:r>
+      <w:proofErr w:type="spellStart"/>
+      <w:r>
+        <w:t>fuota</w:t>
+      </w:r>
+      <w:proofErr w:type="spellEnd"/>
+      <w:r>
+        <w:t>, it’s possible to play with these 3 configurations:</w:t>
+      </w:r>
+    </w:p>
+    <w:p>
+      <w:pPr>
+        <w:pStyle w:val="Paragraphedeliste"/>
+        <w:numPr>
+          <w:ilvl w:val="0"/>
+          <w:numId w:val="37"/>
+        </w:numPr>
+        <w:rPr>
+          <w:lang w:val="fr-FR"/>
+        </w:rPr>
+      </w:pPr>
+      <w:r>
+        <w:t>CONFIG_</w:t>
+      </w:r>
+      <w:r>
+        <w:rPr>
+          <w:lang w:val="fr-FR"/>
+        </w:rPr>
+        <w:t>LORAWAN_FRAG_TRANSPORT_MIN_FRAG_SIZE</w:t>
+      </w:r>
+    </w:p>
+    <w:p>
+      <w:pPr>
+        <w:pStyle w:val="Paragraphedeliste"/>
+        <w:numPr>
+          <w:ilvl w:val="0"/>
+          <w:numId w:val="37"/>
+        </w:numPr>
+        <w:rPr>
+          <w:lang w:val="fr-FR"/>
+        </w:rPr>
+      </w:pPr>
+      <w:r>
+        <w:rPr>
+          <w:lang w:val="fr-FR"/>
+        </w:rPr>
+        <w:t>CONFIG_LORAWAN_FRAG_TRANSPORT_MAX_FRAG_SIZE</w:t>
+      </w:r>
+    </w:p>
+    <w:p>
+      <w:pPr>
+        <w:pStyle w:val="Paragraphedeliste"/>
+        <w:numPr>
+          <w:ilvl w:val="0"/>
+          <w:numId w:val="37"/>
+        </w:numPr>
+        <w:rPr>
+          <w:lang w:val="fr-FR"/>
+        </w:rPr>
+      </w:pPr>
+      <w:r>
+        <w:rPr>
+          <w:lang w:val="fr-FR"/>
+        </w:rPr>
+        <w:t>CONFIG_LORAWAN_FRAG_TRANSPORT_MAX_REDUNDANCY</w:t>
+      </w:r>
+    </w:p>
+    <w:p>
+      <w:r>
+        <w:t xml:space="preserve">To reduce the </w:t>
+      </w:r>
+      <w:r>
+        <w:t>RAM</w:t>
+      </w:r>
+      <w:r>
+        <w:t xml:space="preserve"> u</w:t>
+      </w:r>
+      <w:r>
+        <w:t xml:space="preserve">sage, it’s recommended to have </w:t>
+      </w:r>
+      <w:proofErr w:type="spellStart"/>
+      <w:r>
+        <w:t>min_frag_size</w:t>
+      </w:r>
+      <w:proofErr w:type="spellEnd"/>
+      <w:r>
+        <w:t xml:space="preserve"> == </w:t>
+      </w:r>
+      <w:proofErr w:type="spellStart"/>
+      <w:r>
+        <w:t>max_frag_size</w:t>
+      </w:r>
+      <w:proofErr w:type="spellEnd"/>
+      <w:r>
+        <w:t xml:space="preserve">. </w:t>
+      </w:r>
+    </w:p>
+    <w:p>
+      <w:r>
+        <w:rPr>
+          <w:color w:val="000000" w:themeColor="text1"/>
+          <w:highlight w:val="red"/>
+        </w:rPr>
+        <w:t>WARNING</w:t>
+      </w:r>
+      <w:r>
+        <w:t xml:space="preserve">: you should deactivate CONFIG_NVS from the sample, because it can generate MIC failed for no reason. This configuration will store data from lorawan in non-volatile memory. But it also </w:t>
+      </w:r>
+      <w:r>
+        <w:t>stores</w:t>
+      </w:r>
+      <w:r>
+        <w:t xml:space="preserve"> some pointer</w:t>
+      </w:r>
+      <w:r>
+        <w:t>s,</w:t>
+      </w:r>
+      <w:r>
+        <w:t xml:space="preserve"> and when the binary </w:t>
+      </w:r>
+      <w:r>
+        <w:t>changes,</w:t>
+      </w:r>
+      <w:r>
+        <w:t xml:space="preserve"> </w:t>
+      </w:r>
+      <w:r>
+        <w:t xml:space="preserve">these pointers don’t point anymore to the right value and create errors. You should </w:t>
+      </w:r>
+      <w:r>
+        <w:lastRenderedPageBreak/>
+        <w:t xml:space="preserve">store by yourself the </w:t>
+      </w:r>
+      <w:proofErr w:type="spellStart"/>
+      <w:r>
+        <w:t>devnonce</w:t>
+      </w:r>
+      <w:proofErr w:type="spellEnd"/>
+      <w:r>
+        <w:t xml:space="preserve">, the </w:t>
+      </w:r>
+      <w:proofErr w:type="spellStart"/>
+      <w:r>
+        <w:t>dev_eui</w:t>
+      </w:r>
+      <w:proofErr w:type="spellEnd"/>
+      <w:r>
+        <w:t xml:space="preserve">, </w:t>
+      </w:r>
+      <w:proofErr w:type="spellStart"/>
+      <w:r>
+        <w:t>app_eui</w:t>
+      </w:r>
+      <w:proofErr w:type="spellEnd"/>
+      <w:r>
+        <w:t xml:space="preserve"> and </w:t>
+      </w:r>
+      <w:proofErr w:type="spellStart"/>
+      <w:r>
+        <w:t>app_eui</w:t>
+      </w:r>
+      <w:proofErr w:type="spellEnd"/>
+      <w:r>
+        <w:t xml:space="preserve"> instead of using the build</w:t>
+      </w:r>
+      <w:r>
+        <w:t>-</w:t>
+      </w:r>
+      <w:r>
+        <w:t>in non-volatile storage.</w:t>
+      </w:r>
+    </w:p>
+    <w:p>
+      <w:r>
+        <w:t>For the authentication the following signature are possible: RSA, ECDSA_P256, ED25519, or no signature.  Here is a comparison of the size need according to the signature used.</w:t>
+      </w:r>
+    </w:p>
+    <w:tbl>
+      <w:tblPr>
+        <w:tblStyle w:val="Grilledutableau"/>
+        <w:tblW w:w="0" w:type="auto"/>
+        <w:tblLook w:val="04A0" w:firstRow="1" w:lastRow="0" w:firstColumn="1" w:lastColumn="0" w:noHBand="0" w:noVBand="1"/>
+      </w:tblPr>
+      <w:tblGrid>
+        <w:gridCol w:w="3005"/>
+        <w:gridCol w:w="3005"/>
+        <w:gridCol w:w="3006"/>
+      </w:tblGrid>
+      <w:tr>
+        <w:tc>
+          <w:tcPr>
+            <w:tcW w:w="3005" w:type="dxa"/>
+          </w:tcPr>
+          <w:p>
+            <w:pPr>
+              <w:rPr>
+                <w:sz w:val="28"/>
+                <w:szCs w:val="28"/>
+              </w:rPr>
+            </w:pPr>
+            <w:r>
+              <w:rPr>
+                <w:sz w:val="28"/>
+                <w:szCs w:val="28"/>
+              </w:rPr>
+              <w:t>Signature Type</w:t>
+            </w:r>
+          </w:p>
+        </w:tc>
+        <w:tc>
+          <w:tcPr>
+            <w:tcW w:w="3005" w:type="dxa"/>
+          </w:tcPr>
+          <w:p>
+            <w:pPr>
+              <w:jc w:val="center"/>
+              <w:rPr>
+                <w:sz w:val="28"/>
+                <w:szCs w:val="28"/>
+              </w:rPr>
+            </w:pPr>
+            <w:r>
+              <w:rPr>
+                <w:sz w:val="28"/>
+                <w:szCs w:val="28"/>
+              </w:rPr>
+              <w:t>Flash Size</w:t>
+            </w:r>
+          </w:p>
+        </w:tc>
+        <w:tc>
+          <w:tcPr>
+            <w:tcW w:w="3006" w:type="dxa"/>
+          </w:tcPr>
+          <w:p>
+            <w:pPr>
+              <w:jc w:val="center"/>
+              <w:rPr>
+                <w:sz w:val="28"/>
+                <w:szCs w:val="28"/>
+              </w:rPr>
+            </w:pPr>
+            <w:r>
+              <w:rPr>
+                <w:sz w:val="28"/>
+                <w:szCs w:val="28"/>
+              </w:rPr>
+              <w:t>Ram Size</w:t>
+            </w:r>
+          </w:p>
+        </w:tc>
+      </w:tr>
+      <w:tr>
+        <w:tc>
+          <w:tcPr>
+            <w:tcW w:w="3005" w:type="dxa"/>
+          </w:tcPr>
+          <w:p>
+            <w:r>
+              <w:t>No signature</w:t>
+            </w:r>
+          </w:p>
+        </w:tc>
+        <w:tc>
+          <w:tcPr>
+            <w:tcW w:w="3005" w:type="dxa"/>
+          </w:tcPr>
+          <w:p>
+            <w:pPr>
+              <w:jc w:val="center"/>
+            </w:pPr>
+            <w:r>
+              <w:t>24.184kb</w:t>
+            </w:r>
+          </w:p>
+        </w:tc>
+        <w:tc>
+          <w:tcPr>
+            <w:tcW w:w="3006" w:type="dxa"/>
+          </w:tcPr>
+          <w:p>
+            <w:pPr>
+              <w:jc w:val="center"/>
+            </w:pPr>
+            <w:r>
+              <w:t>29.616kb</w:t>
+            </w:r>
+          </w:p>
+        </w:tc>
+      </w:tr>
+      <w:tr>
+        <w:tc>
+          <w:tcPr>
+            <w:tcW w:w="3005" w:type="dxa"/>
+          </w:tcPr>
+          <w:p>
+            <w:r>
+              <w:t>Ecdsa_P256</w:t>
+            </w:r>
+          </w:p>
+        </w:tc>
+        <w:tc>
+          <w:tcPr>
+            <w:tcW w:w="3005" w:type="dxa"/>
+          </w:tcPr>
+          <w:p>
+            <w:pPr>
+              <w:jc w:val="center"/>
+            </w:pPr>
+            <w:r>
+              <w:t>28.960kb</w:t>
+            </w:r>
+          </w:p>
+        </w:tc>
+        <w:tc>
+          <w:tcPr>
+            <w:tcW w:w="3006" w:type="dxa"/>
+          </w:tcPr>
+          <w:p>
+            <w:pPr>
+              <w:jc w:val="center"/>
+            </w:pPr>
+            <w:r>
+              <w:t>29.624kb</w:t>
+            </w:r>
+          </w:p>
+        </w:tc>
+      </w:tr>
+      <w:tr>
+        <w:tc>
+          <w:tcPr>
+            <w:tcW w:w="3005" w:type="dxa"/>
+          </w:tcPr>
+          <w:p>
+            <w:r>
+              <w:t>Ed25519</w:t>
+            </w:r>
+          </w:p>
+        </w:tc>
+        <w:tc>
+          <w:tcPr>
+            <w:tcW w:w="3005" w:type="dxa"/>
+          </w:tcPr>
+          <w:p>
+            <w:pPr>
+              <w:jc w:val="center"/>
+            </w:pPr>
+            <w:r>
+              <w:t>42kb</w:t>
+            </w:r>
+          </w:p>
+        </w:tc>
+        <w:tc>
+          <w:tcPr>
+            <w:tcW w:w="3006" w:type="dxa"/>
+          </w:tcPr>
+          <w:p>
+            <w:pPr>
+              <w:jc w:val="center"/>
+            </w:pPr>
+            <w:r>
+              <w:t>29.624kb</w:t>
+            </w:r>
+          </w:p>
+        </w:tc>
+      </w:tr>
+      <w:tr>
+        <w:tc>
+          <w:tcPr>
+            <w:tcW w:w="3005" w:type="dxa"/>
+          </w:tcPr>
+          <w:p>
+            <w:proofErr w:type="spellStart"/>
+            <w:r>
+              <w:t>Rsa</w:t>
+            </w:r>
+            <w:proofErr w:type="spellEnd"/>
+          </w:p>
+        </w:tc>
+        <w:tc>
+          <w:tcPr>
+            <w:tcW w:w="3005" w:type="dxa"/>
+          </w:tcPr>
+          <w:p>
+            <w:pPr>
+              <w:jc w:val="center"/>
+            </w:pPr>
+            <w:r>
+              <w:t>32.212kb</w:t>
+            </w:r>
+          </w:p>
+        </w:tc>
+        <w:tc>
+          <w:tcPr>
+            <w:tcW w:w="3006" w:type="dxa"/>
+          </w:tcPr>
+          <w:p>
+            <w:pPr>
+              <w:jc w:val="center"/>
+            </w:pPr>
+            <w:r>
+              <w:t>35.824kb</w:t>
+            </w:r>
+          </w:p>
+        </w:tc>
+      </w:tr>
+    </w:tbl>
+    <w:p/>
+    <w:p>
+      <w:r>
+        <w:t xml:space="preserve">The following table show the characteristic of the </w:t>
+      </w:r>
+      <w:proofErr w:type="spellStart"/>
+      <w:r>
+        <w:t>LoraWan</w:t>
+      </w:r>
+      <w:proofErr w:type="spellEnd"/>
+      <w:r>
+        <w:t xml:space="preserve"> protocol according to the </w:t>
+      </w:r>
+      <w:proofErr w:type="spellStart"/>
+      <w:r>
+        <w:t>datarate</w:t>
+      </w:r>
+      <w:proofErr w:type="spellEnd"/>
+      <w:r>
+        <w:t xml:space="preserve"> chose on EU868.</w:t>
+      </w:r>
+    </w:p>
+    <w:tbl>
+      <w:tblPr>
+        <w:tblStyle w:val="Grilledutableau"/>
+        <w:tblW w:w="0" w:type="auto"/>
+        <w:tblLook w:val="04A0" w:firstRow="1" w:lastRow="0" w:firstColumn="1" w:lastColumn="0" w:noHBand="0" w:noVBand="1"/>
+      </w:tblPr>
+      <w:tblGrid>
+        <w:gridCol w:w="2254"/>
+        <w:gridCol w:w="2254"/>
+        <w:gridCol w:w="2254"/>
+        <w:gridCol w:w="2254"/>
+      </w:tblGrid>
+      <w:tr>
+        <w:tc>
+          <w:tcPr>
+            <w:tcW w:w="2254" w:type="dxa"/>
+          </w:tcPr>
+          <w:p>
+            <w:proofErr w:type="spellStart"/>
+            <w:r>
+              <w:t>Datarate</w:t>
+            </w:r>
+            <w:proofErr w:type="spellEnd"/>
+          </w:p>
+        </w:tc>
+        <w:tc>
+          <w:tcPr>
+            <w:tcW w:w="2254" w:type="dxa"/>
+          </w:tcPr>
+          <w:p>
+            <w:r>
+              <w:t>Configuration</w:t>
+            </w:r>
+          </w:p>
+        </w:tc>
+        <w:tc>
+          <w:tcPr>
+            <w:tcW w:w="2254" w:type="dxa"/>
+          </w:tcPr>
+          <w:p>
+            <w:r>
+              <w:t>Bit rate (Bit/s)</w:t>
+            </w:r>
+          </w:p>
+        </w:tc>
+        <w:tc>
+          <w:tcPr>
+            <w:tcW w:w="2254" w:type="dxa"/>
+          </w:tcPr>
+          <w:p>
+            <w:r>
+              <w:t>Max payload size</w:t>
+            </w:r>
+          </w:p>
+        </w:tc>
+      </w:tr>
+      <w:tr>
+        <w:tc>
+          <w:tcPr>
+            <w:tcW w:w="2254" w:type="dxa"/>
+          </w:tcPr>
+          <w:p>
+            <w:pPr>
+              <w:jc w:val="center"/>
+            </w:pPr>
+            <w:r>
+              <w:t>0</w:t>
+            </w:r>
+          </w:p>
+        </w:tc>
+        <w:tc>
+          <w:tcPr>
+            <w:tcW w:w="2254" w:type="dxa"/>
+          </w:tcPr>
+          <w:p>
+            <w:pPr>
+              <w:jc w:val="center"/>
+            </w:pPr>
+            <w:r>
+              <w:t>SF12 / 125 kHz</w:t>
+            </w:r>
+          </w:p>
+        </w:tc>
+        <w:tc>
+          <w:tcPr>
+            <w:tcW w:w="2254" w:type="dxa"/>
+          </w:tcPr>
+          <w:p>
+            <w:pPr>
+              <w:jc w:val="center"/>
+            </w:pPr>
+            <w:r>
+              <w:t>250</w:t>
+            </w:r>
+          </w:p>
+        </w:tc>
+        <w:tc>
+          <w:tcPr>
+            <w:tcW w:w="2254" w:type="dxa"/>
+          </w:tcPr>
+          <w:p>
+            <w:pPr>
+              <w:jc w:val="center"/>
+            </w:pPr>
+            <w:r>
+              <w:t>51</w:t>
+            </w:r>
+          </w:p>
+        </w:tc>
+      </w:tr>
+      <w:tr>
+        <w:tc>
+          <w:tcPr>
+            <w:tcW w:w="2254" w:type="dxa"/>
+          </w:tcPr>
+          <w:p>
+            <w:pPr>
+              <w:jc w:val="center"/>
+            </w:pPr>
+            <w:r>
+              <w:t>1</w:t>
+            </w:r>
+          </w:p>
+        </w:tc>
+        <w:tc>
+          <w:tcPr>
+            <w:tcW w:w="2254" w:type="dxa"/>
+          </w:tcPr>
+          <w:p>
+            <w:pPr>
+              <w:jc w:val="center"/>
+            </w:pPr>
+            <w:r>
+              <w:t>SF1</w:t>
+            </w:r>
+            <w:r>
+              <w:t>1</w:t>
+            </w:r>
+            <w:r>
+              <w:t xml:space="preserve"> / 125 kHz</w:t>
+            </w:r>
+          </w:p>
+        </w:tc>
+        <w:tc>
+          <w:tcPr>
+            <w:tcW w:w="2254" w:type="dxa"/>
+          </w:tcPr>
+          <w:p>
+            <w:pPr>
+              <w:jc w:val="center"/>
+            </w:pPr>
+            <w:r>
+              <w:t>440</w:t>
+            </w:r>
+          </w:p>
+        </w:tc>
+        <w:tc>
+          <w:tcPr>
+            <w:tcW w:w="2254" w:type="dxa"/>
+          </w:tcPr>
+          <w:p>
+            <w:pPr>
+              <w:jc w:val="center"/>
+            </w:pPr>
+            <w:r>
+              <w:t>51</w:t>
+            </w:r>
+          </w:p>
+        </w:tc>
+      </w:tr>
+      <w:tr>
+        <w:tc>
+          <w:tcPr>
+            <w:tcW w:w="2254" w:type="dxa"/>
+          </w:tcPr>
+          <w:p>
+            <w:pPr>
+              <w:jc w:val="center"/>
+            </w:pPr>
+            <w:r>
+              <w:t>2</w:t>
+            </w:r>
+          </w:p>
+        </w:tc>
+        <w:tc>
+          <w:tcPr>
+            <w:tcW w:w="2254" w:type="dxa"/>
+          </w:tcPr>
+          <w:p>
+            <w:pPr>
+              <w:jc w:val="center"/>
+            </w:pPr>
+            <w:r>
+              <w:t>SF1</w:t>
+            </w:r>
+            <w:r>
+              <w:t>0</w:t>
+            </w:r>
+            <w:r>
+              <w:t xml:space="preserve"> / 125 kHz</w:t>
+            </w:r>
+          </w:p>
+        </w:tc>
+        <w:tc>
+          <w:tcPr>
+            <w:tcW w:w="2254" w:type="dxa"/>
+          </w:tcPr>
+          <w:p>
+            <w:pPr>
+              <w:jc w:val="center"/>
+            </w:pPr>
+            <w:r>
+              <w:t>980</w:t>
+            </w:r>
+          </w:p>
+        </w:tc>
+        <w:tc>
+          <w:tcPr>
+            <w:tcW w:w="2254" w:type="dxa"/>
+          </w:tcPr>
+          <w:p>
+            <w:pPr>
+              <w:jc w:val="center"/>
+            </w:pPr>
+            <w:r>
+              <w:t>51</w:t>
+            </w:r>
+          </w:p>
+        </w:tc>
+      </w:tr>
+      <w:tr>
+        <w:tc>
+          <w:tcPr>
+            <w:tcW w:w="2254" w:type="dxa"/>
+          </w:tcPr>
+          <w:p>
+            <w:pPr>
+              <w:jc w:val="center"/>
+            </w:pPr>
+            <w:r>
+              <w:t>3</w:t>
+            </w:r>
+          </w:p>
+        </w:tc>
+        <w:tc>
+          <w:tcPr>
+            <w:tcW w:w="2254" w:type="dxa"/>
+          </w:tcPr>
+          <w:p>
+            <w:pPr>
+              <w:jc w:val="center"/>
+            </w:pPr>
+            <w:r>
+              <w:t>SF</w:t>
+            </w:r>
+            <w:r>
+              <w:t xml:space="preserve">9 </w:t>
+            </w:r>
+            <w:r>
+              <w:t>/ 125 kHz</w:t>
+            </w:r>
+          </w:p>
+        </w:tc>
+        <w:tc>
+          <w:tcPr>
+            <w:tcW w:w="2254" w:type="dxa"/>
+          </w:tcPr>
+          <w:p>
+            <w:pPr>
+              <w:jc w:val="center"/>
+            </w:pPr>
+            <w:r>
+              <w:t>1760</w:t>
+            </w:r>
+          </w:p>
+        </w:tc>
+        <w:tc>
+          <w:tcPr>
+            <w:tcW w:w="2254" w:type="dxa"/>
+          </w:tcPr>
+          <w:p>
+            <w:pPr>
+              <w:jc w:val="center"/>
+            </w:pPr>
+            <w:r>
+              <w:t>115</w:t>
+            </w:r>
+          </w:p>
+        </w:tc>
+      </w:tr>
+      <w:tr>
+        <w:tc>
+          <w:tcPr>
+            <w:tcW w:w="2254" w:type="dxa"/>
+          </w:tcPr>
+          <w:p>
+            <w:pPr>
+              <w:jc w:val="center"/>
+            </w:pPr>
+            <w:r>
+              <w:t>4</w:t>
+            </w:r>
+          </w:p>
+        </w:tc>
+        <w:tc>
+          <w:tcPr>
+            <w:tcW w:w="2254" w:type="dxa"/>
+          </w:tcPr>
+          <w:p>
+            <w:pPr>
+              <w:jc w:val="center"/>
+            </w:pPr>
+            <w:r>
+              <w:t>SF</w:t>
+            </w:r>
+            <w:r>
+              <w:t>8</w:t>
+            </w:r>
+            <w:r>
+              <w:t xml:space="preserve"> / 125 kHz</w:t>
+            </w:r>
+          </w:p>
+        </w:tc>
+        <w:tc>
+          <w:tcPr>
+            <w:tcW w:w="2254" w:type="dxa"/>
+          </w:tcPr>
+          <w:p>
+            <w:pPr>
+              <w:jc w:val="center"/>
+            </w:pPr>
+            <w:r>
+              <w:t>3125</w:t>
+            </w:r>
+          </w:p>
+        </w:tc>
+        <w:tc>
+          <w:tcPr>
+            <w:tcW w:w="2254" w:type="dxa"/>
+          </w:tcPr>
+          <w:p>
+            <w:pPr>
+              <w:jc w:val="center"/>
+            </w:pPr>
+            <w:r>
+              <w:t>242</w:t>
+            </w:r>
+          </w:p>
+        </w:tc>
+      </w:tr>
+      <w:tr>
+        <w:tc>
+          <w:tcPr>
+            <w:tcW w:w="2254" w:type="dxa"/>
+          </w:tcPr>
+          <w:p>
+            <w:pPr>
+              <w:jc w:val="center"/>
+            </w:pPr>
+            <w:r>
+              <w:t>5</w:t>
+            </w:r>
+          </w:p>
+        </w:tc>
+        <w:tc>
+          <w:tcPr>
+            <w:tcW w:w="2254" w:type="dxa"/>
+          </w:tcPr>
+          <w:p>
+            <w:pPr>
+              <w:jc w:val="center"/>
+            </w:pPr>
+            <w:r>
+              <w:t>SF</w:t>
+            </w:r>
+            <w:r>
+              <w:t>7</w:t>
+            </w:r>
+            <w:r>
+              <w:t xml:space="preserve"> / 125 kHz</w:t>
+            </w:r>
+          </w:p>
+        </w:tc>
+        <w:tc>
+          <w:tcPr>
+            <w:tcW w:w="2254" w:type="dxa"/>
+          </w:tcPr>
+          <w:p>
+            <w:pPr>
+              <w:jc w:val="center"/>
+            </w:pPr>
+            <w:r>
+              <w:t>5470</w:t>
+            </w:r>
+          </w:p>
+        </w:tc>
+        <w:tc>
+          <w:tcPr>
+            <w:tcW w:w="2254" w:type="dxa"/>
+          </w:tcPr>
+          <w:p>
+            <w:pPr>
+              <w:jc w:val="center"/>
+            </w:pPr>
+            <w:r>
+              <w:t>242</w:t>
+            </w:r>
+          </w:p>
+        </w:tc>
+      </w:tr>
+      <w:tr>
+        <w:tc>
+          <w:tcPr>
+            <w:tcW w:w="2254" w:type="dxa"/>
+          </w:tcPr>
+          <w:p>
+            <w:pPr>
+              <w:jc w:val="center"/>
+            </w:pPr>
+            <w:r>
+              <w:t>6</w:t>
+            </w:r>
+          </w:p>
+        </w:tc>
+        <w:tc>
+          <w:tcPr>
+            <w:tcW w:w="2254" w:type="dxa"/>
+          </w:tcPr>
+          <w:p>
+            <w:pPr>
+              <w:jc w:val="center"/>
+            </w:pPr>
+            <w:r>
+              <w:t>SF</w:t>
+            </w:r>
+            <w:r>
+              <w:t>7</w:t>
+            </w:r>
+            <w:r>
+              <w:t xml:space="preserve"> / </w:t>
+            </w:r>
+            <w:r>
+              <w:t>250</w:t>
+            </w:r>
+            <w:r>
+              <w:t>kHz</w:t>
+            </w:r>
+          </w:p>
+        </w:tc>
+        <w:tc>
+          <w:tcPr>
+            <w:tcW w:w="2254" w:type="dxa"/>
+          </w:tcPr>
+          <w:p>
+            <w:pPr>
+              <w:jc w:val="center"/>
+            </w:pPr>
+            <w:r>
+              <w:t>11000</w:t>
+            </w:r>
+          </w:p>
+        </w:tc>
+        <w:tc>
+          <w:tcPr>
+            <w:tcW w:w="2254" w:type="dxa"/>
+          </w:tcPr>
+          <w:p>
+            <w:pPr>
+              <w:jc w:val="center"/>
+            </w:pPr>
+            <w:r>
+              <w:t>242</w:t>
+            </w:r>
+          </w:p>
+        </w:tc>
+      </w:tr>
+      <w:tr>
+        <w:tc>
+          <w:tcPr>
+            <w:tcW w:w="2254" w:type="dxa"/>
+          </w:tcPr>
+          <w:p>
+            <w:pPr>
+              <w:jc w:val="center"/>
+            </w:pPr>
+            <w:r>
+              <w:t>7</w:t>
+            </w:r>
+          </w:p>
+        </w:tc>
+        <w:tc>
+          <w:tcPr>
+            <w:tcW w:w="2254" w:type="dxa"/>
+          </w:tcPr>
+          <w:p>
+            <w:pPr>
+              <w:jc w:val="center"/>
+            </w:pPr>
+            <w:r>
+              <w:t>FSK: 50kbps</w:t>
+            </w:r>
+          </w:p>
+        </w:tc>
+        <w:tc>
+          <w:tcPr>
+            <w:tcW w:w="2254" w:type="dxa"/>
+          </w:tcPr>
+          <w:p>
+            <w:pPr>
+              <w:jc w:val="center"/>
+            </w:pPr>
+            <w:r>
+              <w:t>50000</w:t>
+            </w:r>
+          </w:p>
+        </w:tc>
+        <w:tc>
+          <w:tcPr>
+            <w:tcW w:w="2254" w:type="dxa"/>
+          </w:tcPr>
+          <w:p>
+            <w:pPr>
+              <w:jc w:val="center"/>
+            </w:pPr>
+            <w:r>
+              <w:t>242</w:t>
+            </w:r>
+          </w:p>
+        </w:tc>
+      </w:tr>
+    </w:tbl>
+    <w:p/>
+    <w:p>
+      <w:r>
+        <w:t xml:space="preserve">To </w:t>
+      </w:r>
+      <w:r>
+        <w:t>choose</w:t>
+      </w:r>
+      <w:r>
+        <w:t xml:space="preserve"> the max payload size in </w:t>
+      </w:r>
+      <w:proofErr w:type="spellStart"/>
+      <w:r>
+        <w:t>fuota</w:t>
+      </w:r>
+      <w:proofErr w:type="spellEnd"/>
+      <w:r>
+        <w:t xml:space="preserve">, 3 must be subtracted from the value in the table, because </w:t>
+      </w:r>
+      <w:proofErr w:type="spellStart"/>
+      <w:r>
+        <w:t>fuota</w:t>
+      </w:r>
+      <w:proofErr w:type="spellEnd"/>
+      <w:r>
+        <w:t xml:space="preserve"> will those 3 bytes</w:t>
+      </w:r>
+      <w:r>
+        <w:t>. And for zephyr the maximum payload size is 232.</w:t>
+      </w:r>
+    </w:p>
     <w:sectPr>
       <w:pgSz w:w="11906" w:h="16838"/>
       <w:pgMar w:top="1440" w:right="1440" w:bottom="1440" w:left="1440" w:header="720" w:footer="720" w:gutter="0"/>
@@ -8907,6 +10747,118 @@
     </w:lvl>
   </w:abstractNum>
   <w:abstractNum w:abstractNumId="21" w15:restartNumberingAfterBreak="0">
+    <w:nsid w:val="54CE27A5"/>
+    <w:multiLevelType w:val="hybridMultilevel"/>
+    <w:tmpl w:val="1F4C0A34"/>
+    <w:lvl w:ilvl="0" w:tplc="4942C938">
+      <w:numFmt w:val="bullet"/>
+      <w:lvlText w:val="-"/>
+      <w:lvlJc w:val="left"/>
+      <w:pPr>
+        <w:ind w:left="720" w:hanging="360"/>
+      </w:pPr>
+      <w:rPr>
+        <w:rFonts w:ascii="Aptos" w:eastAsiaTheme="minorHAnsi" w:hAnsi="Aptos" w:cstheme="minorBidi" w:hint="default"/>
+      </w:rPr>
+    </w:lvl>
+    <w:lvl w:ilvl="1" w:tplc="040C0003" w:tentative="1">
+      <w:start w:val="1"/>
+      <w:numFmt w:val="bullet"/>
+      <w:lvlText w:val="o"/>
+      <w:lvlJc w:val="left"/>
+      <w:pPr>
+        <w:ind w:left="1440" w:hanging="360"/>
+      </w:pPr>
+      <w:rPr>
+        <w:rFonts w:ascii="Courier New" w:hAnsi="Courier New" w:cs="Courier New" w:hint="default"/>
+      </w:rPr>
+    </w:lvl>
+    <w:lvl w:ilvl="2" w:tplc="040C0005" w:tentative="1">
+      <w:start w:val="1"/>
+      <w:numFmt w:val="bullet"/>
+      <w:lvlText w:val=""/>
+      <w:lvlJc w:val="left"/>
+      <w:pPr>
+        <w:ind w:left="2160" w:hanging="360"/>
+      </w:pPr>
+      <w:rPr>
+        <w:rFonts w:ascii="Wingdings" w:hAnsi="Wingdings" w:hint="default"/>
+      </w:rPr>
+    </w:lvl>
+    <w:lvl w:ilvl="3" w:tplc="040C0001" w:tentative="1">
+      <w:start w:val="1"/>
+      <w:numFmt w:val="bullet"/>
+      <w:lvlText w:val=""/>
+      <w:lvlJc w:val="left"/>
+      <w:pPr>
+        <w:ind w:left="2880" w:hanging="360"/>
+      </w:pPr>
+      <w:rPr>
+        <w:rFonts w:ascii="Symbol" w:hAnsi="Symbol" w:hint="default"/>
+      </w:rPr>
+    </w:lvl>
+    <w:lvl w:ilvl="4" w:tplc="040C0003" w:tentative="1">
+      <w:start w:val="1"/>
+      <w:numFmt w:val="bullet"/>
+      <w:lvlText w:val="o"/>
+      <w:lvlJc w:val="left"/>
+      <w:pPr>
+        <w:ind w:left="3600" w:hanging="360"/>
+      </w:pPr>
+      <w:rPr>
+        <w:rFonts w:ascii="Courier New" w:hAnsi="Courier New" w:cs="Courier New" w:hint="default"/>
+      </w:rPr>
+    </w:lvl>
+    <w:lvl w:ilvl="5" w:tplc="040C0005" w:tentative="1">
+      <w:start w:val="1"/>
+      <w:numFmt w:val="bullet"/>
+      <w:lvlText w:val=""/>
+      <w:lvlJc w:val="left"/>
+      <w:pPr>
+        <w:ind w:left="4320" w:hanging="360"/>
+      </w:pPr>
+      <w:rPr>
+        <w:rFonts w:ascii="Wingdings" w:hAnsi="Wingdings" w:hint="default"/>
+      </w:rPr>
+    </w:lvl>
+    <w:lvl w:ilvl="6" w:tplc="040C0001" w:tentative="1">
+      <w:start w:val="1"/>
+      <w:numFmt w:val="bullet"/>
+      <w:lvlText w:val=""/>
+      <w:lvlJc w:val="left"/>
+      <w:pPr>
+        <w:ind w:left="5040" w:hanging="360"/>
+      </w:pPr>
+      <w:rPr>
+        <w:rFonts w:ascii="Symbol" w:hAnsi="Symbol" w:hint="default"/>
+      </w:rPr>
+    </w:lvl>
+    <w:lvl w:ilvl="7" w:tplc="040C0003" w:tentative="1">
+      <w:start w:val="1"/>
+      <w:numFmt w:val="bullet"/>
+      <w:lvlText w:val="o"/>
+      <w:lvlJc w:val="left"/>
+      <w:pPr>
+        <w:ind w:left="5760" w:hanging="360"/>
+      </w:pPr>
+      <w:rPr>
+        <w:rFonts w:ascii="Courier New" w:hAnsi="Courier New" w:cs="Courier New" w:hint="default"/>
+      </w:rPr>
+    </w:lvl>
+    <w:lvl w:ilvl="8" w:tplc="040C0005" w:tentative="1">
+      <w:start w:val="1"/>
+      <w:numFmt w:val="bullet"/>
+      <w:lvlText w:val=""/>
+      <w:lvlJc w:val="left"/>
+      <w:pPr>
+        <w:ind w:left="6480" w:hanging="360"/>
+      </w:pPr>
+      <w:rPr>
+        <w:rFonts w:ascii="Wingdings" w:hAnsi="Wingdings" w:hint="default"/>
+      </w:rPr>
+    </w:lvl>
+  </w:abstractNum>
+  <w:abstractNum w:abstractNumId="22" w15:restartNumberingAfterBreak="0">
     <w:nsid w:val="5762DDEB"/>
     <w:multiLevelType w:val="hybridMultilevel"/>
     <w:tmpl w:val="B6F2FBAC"/>
@@ -9019,7 +10971,7 @@
       </w:rPr>
     </w:lvl>
   </w:abstractNum>
-  <w:abstractNum w:abstractNumId="22" w15:restartNumberingAfterBreak="0">
+  <w:abstractNum w:abstractNumId="23" w15:restartNumberingAfterBreak="0">
     <w:nsid w:val="5B87A2C8"/>
     <w:multiLevelType w:val="multilevel"/>
     <w:tmpl w:val="223845E0"/>
@@ -9105,7 +11057,7 @@
       </w:pPr>
     </w:lvl>
   </w:abstractNum>
-  <w:abstractNum w:abstractNumId="23" w15:restartNumberingAfterBreak="0">
+  <w:abstractNum w:abstractNumId="24" w15:restartNumberingAfterBreak="0">
     <w:nsid w:val="5C6F6608"/>
     <w:multiLevelType w:val="hybridMultilevel"/>
     <w:tmpl w:val="636ED6BE"/>
@@ -9218,7 +11170,7 @@
       </w:rPr>
     </w:lvl>
   </w:abstractNum>
-  <w:abstractNum w:abstractNumId="24" w15:restartNumberingAfterBreak="0">
+  <w:abstractNum w:abstractNumId="25" w15:restartNumberingAfterBreak="0">
     <w:nsid w:val="5D1E1522"/>
     <w:multiLevelType w:val="hybridMultilevel"/>
     <w:tmpl w:val="EE5019EA"/>
@@ -9304,7 +11256,7 @@
       </w:pPr>
     </w:lvl>
   </w:abstractNum>
-  <w:abstractNum w:abstractNumId="25" w15:restartNumberingAfterBreak="0">
+  <w:abstractNum w:abstractNumId="26" w15:restartNumberingAfterBreak="0">
     <w:nsid w:val="5DF707EB"/>
     <w:multiLevelType w:val="multilevel"/>
     <w:tmpl w:val="22FA1184"/>
@@ -9417,7 +11369,7 @@
       </w:rPr>
     </w:lvl>
   </w:abstractNum>
-  <w:abstractNum w:abstractNumId="26" w15:restartNumberingAfterBreak="0">
+  <w:abstractNum w:abstractNumId="27" w15:restartNumberingAfterBreak="0">
     <w:nsid w:val="5E41CE87"/>
     <w:multiLevelType w:val="hybridMultilevel"/>
     <w:tmpl w:val="37564FE8"/>
@@ -9503,7 +11455,7 @@
       </w:pPr>
     </w:lvl>
   </w:abstractNum>
-  <w:abstractNum w:abstractNumId="27" w15:restartNumberingAfterBreak="0">
+  <w:abstractNum w:abstractNumId="28" w15:restartNumberingAfterBreak="0">
     <w:nsid w:val="60E3452E"/>
     <w:multiLevelType w:val="hybridMultilevel"/>
     <w:tmpl w:val="FA6A594A"/>
@@ -9616,7 +11568,7 @@
       </w:rPr>
     </w:lvl>
   </w:abstractNum>
-  <w:abstractNum w:abstractNumId="28" w15:restartNumberingAfterBreak="0">
+  <w:abstractNum w:abstractNumId="29" w15:restartNumberingAfterBreak="0">
     <w:nsid w:val="61017D72"/>
     <w:multiLevelType w:val="hybridMultilevel"/>
     <w:tmpl w:val="8F285A5C"/>
@@ -9729,7 +11681,7 @@
       </w:rPr>
     </w:lvl>
   </w:abstractNum>
-  <w:abstractNum w:abstractNumId="29" w15:restartNumberingAfterBreak="0">
+  <w:abstractNum w:abstractNumId="30" w15:restartNumberingAfterBreak="0">
     <w:nsid w:val="619439DB"/>
     <w:multiLevelType w:val="hybridMultilevel"/>
     <w:tmpl w:val="F8662880"/>
@@ -9842,7 +11794,7 @@
       </w:rPr>
     </w:lvl>
   </w:abstractNum>
-  <w:abstractNum w:abstractNumId="30" w15:restartNumberingAfterBreak="0">
+  <w:abstractNum w:abstractNumId="31" w15:restartNumberingAfterBreak="0">
     <w:nsid w:val="67C750D9"/>
     <w:multiLevelType w:val="multilevel"/>
     <w:tmpl w:val="83AAB480"/>
@@ -9928,7 +11880,7 @@
       </w:pPr>
     </w:lvl>
   </w:abstractNum>
-  <w:abstractNum w:abstractNumId="31" w15:restartNumberingAfterBreak="0">
+  <w:abstractNum w:abstractNumId="32" w15:restartNumberingAfterBreak="0">
     <w:nsid w:val="70239A1F"/>
     <w:multiLevelType w:val="multilevel"/>
     <w:tmpl w:val="7C90022A"/>
@@ -10014,7 +11966,7 @@
       </w:pPr>
     </w:lvl>
   </w:abstractNum>
-  <w:abstractNum w:abstractNumId="32" w15:restartNumberingAfterBreak="0">
+  <w:abstractNum w:abstractNumId="33" w15:restartNumberingAfterBreak="0">
     <w:nsid w:val="70AB222B"/>
     <w:multiLevelType w:val="hybridMultilevel"/>
     <w:tmpl w:val="7B640B84"/>
@@ -10127,7 +12079,7 @@
       </w:rPr>
     </w:lvl>
   </w:abstractNum>
-  <w:abstractNum w:abstractNumId="33" w15:restartNumberingAfterBreak="0">
+  <w:abstractNum w:abstractNumId="34" w15:restartNumberingAfterBreak="0">
     <w:nsid w:val="76FD52FA"/>
     <w:multiLevelType w:val="multilevel"/>
     <w:tmpl w:val="09320DD8"/>
@@ -10213,7 +12165,7 @@
       </w:pPr>
     </w:lvl>
   </w:abstractNum>
-  <w:abstractNum w:abstractNumId="34" w15:restartNumberingAfterBreak="0">
+  <w:abstractNum w:abstractNumId="35" w15:restartNumberingAfterBreak="0">
     <w:nsid w:val="77353B70"/>
     <w:multiLevelType w:val="multilevel"/>
     <w:tmpl w:val="770A2F02"/>
@@ -10299,7 +12251,7 @@
       </w:pPr>
     </w:lvl>
   </w:abstractNum>
-  <w:abstractNum w:abstractNumId="35" w15:restartNumberingAfterBreak="0">
+  <w:abstractNum w:abstractNumId="36" w15:restartNumberingAfterBreak="0">
     <w:nsid w:val="7E4D2798"/>
     <w:multiLevelType w:val="hybridMultilevel"/>
     <w:tmpl w:val="97226422"/>
@@ -10389,19 +12341,19 @@
     <w:abstractNumId w:val="16"/>
   </w:num>
   <w:num w:numId="2" w16cid:durableId="1790316958">
-    <w:abstractNumId w:val="23"/>
+    <w:abstractNumId w:val="24"/>
   </w:num>
   <w:num w:numId="3" w16cid:durableId="288169562">
     <w:abstractNumId w:val="15"/>
   </w:num>
   <w:num w:numId="4" w16cid:durableId="1850288749">
-    <w:abstractNumId w:val="34"/>
+    <w:abstractNumId w:val="35"/>
   </w:num>
   <w:num w:numId="5" w16cid:durableId="589125042">
     <w:abstractNumId w:val="19"/>
   </w:num>
   <w:num w:numId="6" w16cid:durableId="201132463">
-    <w:abstractNumId w:val="31"/>
+    <w:abstractNumId w:val="32"/>
   </w:num>
   <w:num w:numId="7" w16cid:durableId="875386816">
     <w:abstractNumId w:val="12"/>
@@ -10410,13 +12362,13 @@
     <w:abstractNumId w:val="14"/>
   </w:num>
   <w:num w:numId="9" w16cid:durableId="1275289965">
-    <w:abstractNumId w:val="22"/>
+    <w:abstractNumId w:val="23"/>
   </w:num>
   <w:num w:numId="10" w16cid:durableId="1440687631">
-    <w:abstractNumId w:val="33"/>
+    <w:abstractNumId w:val="34"/>
   </w:num>
   <w:num w:numId="11" w16cid:durableId="1348215340">
-    <w:abstractNumId w:val="30"/>
+    <w:abstractNumId w:val="31"/>
   </w:num>
   <w:num w:numId="12" w16cid:durableId="1923444769">
     <w:abstractNumId w:val="20"/>
@@ -10431,10 +12383,10 @@
     <w:abstractNumId w:val="7"/>
   </w:num>
   <w:num w:numId="16" w16cid:durableId="506747598">
-    <w:abstractNumId w:val="27"/>
+    <w:abstractNumId w:val="28"/>
   </w:num>
   <w:num w:numId="17" w16cid:durableId="822281283">
-    <w:abstractNumId w:val="21"/>
+    <w:abstractNumId w:val="22"/>
   </w:num>
   <w:num w:numId="18" w16cid:durableId="953631905">
     <w:abstractNumId w:val="5"/>
@@ -10443,13 +12395,13 @@
     <w:abstractNumId w:val="17"/>
   </w:num>
   <w:num w:numId="20" w16cid:durableId="2096198969">
-    <w:abstractNumId w:val="28"/>
+    <w:abstractNumId w:val="29"/>
   </w:num>
   <w:num w:numId="21" w16cid:durableId="1228341658">
     <w:abstractNumId w:val="13"/>
   </w:num>
   <w:num w:numId="22" w16cid:durableId="229196993">
-    <w:abstractNumId w:val="26"/>
+    <w:abstractNumId w:val="27"/>
   </w:num>
   <w:num w:numId="23" w16cid:durableId="1629359438">
     <w:abstractNumId w:val="4"/>
@@ -10461,13 +12413,13 @@
     <w:abstractNumId w:val="3"/>
   </w:num>
   <w:num w:numId="26" w16cid:durableId="1351907885">
-    <w:abstractNumId w:val="25"/>
+    <w:abstractNumId w:val="26"/>
   </w:num>
   <w:num w:numId="27" w16cid:durableId="118695554">
     <w:abstractNumId w:val="6"/>
   </w:num>
   <w:num w:numId="28" w16cid:durableId="309025119">
-    <w:abstractNumId w:val="29"/>
+    <w:abstractNumId w:val="30"/>
   </w:num>
   <w:num w:numId="29" w16cid:durableId="132528515">
     <w:abstractNumId w:val="10"/>
@@ -10482,16 +12434,19 @@
     <w:abstractNumId w:val="18"/>
   </w:num>
   <w:num w:numId="33" w16cid:durableId="1989243166">
-    <w:abstractNumId w:val="24"/>
+    <w:abstractNumId w:val="25"/>
   </w:num>
   <w:num w:numId="34" w16cid:durableId="782385479">
-    <w:abstractNumId w:val="35"/>
+    <w:abstractNumId w:val="36"/>
   </w:num>
   <w:num w:numId="35" w16cid:durableId="1826701545">
-    <w:abstractNumId w:val="32"/>
+    <w:abstractNumId w:val="33"/>
   </w:num>
   <w:num w:numId="36" w16cid:durableId="1973751494">
     <w:abstractNumId w:val="0"/>
+  </w:num>
+  <w:num w:numId="37" w16cid:durableId="1698383663">
+    <w:abstractNumId w:val="21"/>
   </w:num>
 </w:numbering>
 </file>
@@ -10985,6 +12940,7 @@
   <w:style w:type="character" w:default="1" w:styleId="Policepardfaut">
     <w:name w:val="Default Paragraph Font"/>
     <w:uiPriority w:val="1"/>
+    <w:semiHidden/>
     <w:unhideWhenUsed/>
   </w:style>
   <w:style w:type="table" w:default="1" w:styleId="TableauNormal">
@@ -11096,6 +13052,25 @@
     <w:rPr>
       <w:lang w:val="en-GB"/>
     </w:rPr>
+  </w:style>
+  <w:style w:type="table" w:styleId="Grilledutableau">
+    <w:name w:val="Table Grid"/>
+    <w:basedOn w:val="TableauNormal"/>
+    <w:uiPriority w:val="39"/>
+    <w:rsid w:val="00265D99"/>
+    <w:pPr>
+      <w:spacing w:after="0" w:line="240" w:lineRule="auto"/>
+    </w:pPr>
+    <w:tblPr>
+      <w:tblBorders>
+        <w:top w:val="single" w:sz="4" w:space="0" w:color="auto"/>
+        <w:left w:val="single" w:sz="4" w:space="0" w:color="auto"/>
+        <w:bottom w:val="single" w:sz="4" w:space="0" w:color="auto"/>
+        <w:right w:val="single" w:sz="4" w:space="0" w:color="auto"/>
+        <w:insideH w:val="single" w:sz="4" w:space="0" w:color="auto"/>
+        <w:insideV w:val="single" w:sz="4" w:space="0" w:color="auto"/>
+      </w:tblBorders>
+    </w:tblPr>
   </w:style>
 </w:styles>
 </file>

--- a/Zephyr_documentation.docx
+++ b/Zephyr_documentation.docx
@@ -17,14 +17,30 @@
           <w:sz w:val="20"/>
           <w:szCs w:val="20"/>
         </w:rPr>
-        <w:t xml:space="preserve">Johanne Vigny </w:t>
-      </w:r>
+        <w:t xml:space="preserve">Johanne </w:t>
+      </w:r>
+      <w:proofErr w:type="gramStart"/>
       <w:r>
         <w:rPr>
           <w:sz w:val="20"/>
           <w:szCs w:val="20"/>
         </w:rPr>
-        <w:t>, April 2025</w:t>
+        <w:t xml:space="preserve">Vigny </w:t>
+      </w:r>
+      <w:r>
+        <w:rPr>
+          <w:sz w:val="20"/>
+          <w:szCs w:val="20"/>
+        </w:rPr>
+        <w:t>,</w:t>
+      </w:r>
+      <w:proofErr w:type="gramEnd"/>
+      <w:r>
+        <w:rPr>
+          <w:sz w:val="20"/>
+          <w:szCs w:val="20"/>
+        </w:rPr>
+        <w:t xml:space="preserve"> April 2025</w:t>
       </w:r>
     </w:p>
     <w:p>
@@ -470,7 +486,21 @@
         <w:rPr>
           <w:rFonts w:ascii="Aptos" w:eastAsia="Aptos" w:hAnsi="Aptos"/>
         </w:rPr>
-        <w:t xml:space="preserve">    └── &lt;board&gt;.overlay or </w:t>
+        <w:t xml:space="preserve">    └── &lt;board</w:t>
+      </w:r>
+      <w:proofErr w:type="gramStart"/>
+      <w:r>
+        <w:rPr>
+          <w:rFonts w:ascii="Aptos" w:eastAsia="Aptos" w:hAnsi="Aptos"/>
+        </w:rPr>
+        <w:t>&gt;.overlay</w:t>
+      </w:r>
+      <w:proofErr w:type="gramEnd"/>
+      <w:r>
+        <w:rPr>
+          <w:rFonts w:ascii="Aptos" w:eastAsia="Aptos" w:hAnsi="Aptos"/>
+        </w:rPr>
+        <w:t xml:space="preserve"> or </w:t>
       </w:r>
       <w:r>
         <w:rPr>
@@ -647,6 +677,7 @@
         <w:lastRenderedPageBreak/>
         <w:t xml:space="preserve">source </w:t>
       </w:r>
+      <w:proofErr w:type="gramStart"/>
       <w:r>
         <w:rPr>
           <w:rStyle w:val="Code1"/>
@@ -668,6 +699,7 @@
         </w:rPr>
         <w:t>.venv</w:t>
       </w:r>
+      <w:proofErr w:type="gramEnd"/>
       <w:r>
         <w:rPr>
           <w:rStyle w:val="Code1"/>
@@ -1038,8 +1070,16 @@
         <w:rPr>
           <w:rFonts w:ascii="Aptos" w:eastAsia="Aptos" w:hAnsi="Aptos"/>
         </w:rPr>
-        <w:t>Path to the &lt;app&gt; to build, if not specified use `.`</w:t>
-      </w:r>
+        <w:t xml:space="preserve">Path to the &lt;app&gt; to build, if not specified use </w:t>
+      </w:r>
+      <w:proofErr w:type="gramStart"/>
+      <w:r>
+        <w:rPr>
+          <w:rFonts w:ascii="Aptos" w:eastAsia="Aptos" w:hAnsi="Aptos"/>
+        </w:rPr>
+        <w:t>`.`</w:t>
+      </w:r>
+      <w:proofErr w:type="gramEnd"/>
     </w:p>
     <w:p>
       <w:pPr>
@@ -1223,12 +1263,14 @@
       <w:r>
         <w:t xml:space="preserve">, by default use </w:t>
       </w:r>
+      <w:proofErr w:type="gramStart"/>
       <w:r>
         <w:rPr>
           <w:rStyle w:val="Code1"/>
         </w:rPr>
         <w:t>`.`</w:t>
       </w:r>
+      <w:proofErr w:type="gramEnd"/>
     </w:p>
     <w:p>
       <w:pPr>
@@ -1410,7 +1452,21 @@
         <w:rPr>
           <w:rFonts w:ascii="Aptos" w:eastAsia="Aptos" w:hAnsi="Aptos"/>
         </w:rPr>
-        <w:t>: for runners specific options</w:t>
+        <w:t xml:space="preserve">: for </w:t>
+      </w:r>
+      <w:proofErr w:type="gramStart"/>
+      <w:r>
+        <w:rPr>
+          <w:rFonts w:ascii="Aptos" w:eastAsia="Aptos" w:hAnsi="Aptos"/>
+        </w:rPr>
+        <w:t>runners</w:t>
+      </w:r>
+      <w:proofErr w:type="gramEnd"/>
+      <w:r>
+        <w:rPr>
+          <w:rFonts w:ascii="Aptos" w:eastAsia="Aptos" w:hAnsi="Aptos"/>
+        </w:rPr>
+        <w:t xml:space="preserve"> specific options</w:t>
       </w:r>
     </w:p>
     <w:p>
@@ -1535,7 +1591,21 @@
         <w:rPr>
           <w:rStyle w:val="Code1"/>
         </w:rPr>
-        <w:t>west config build.board &lt;board&gt;</w:t>
+        <w:t xml:space="preserve">west config </w:t>
+      </w:r>
+      <w:proofErr w:type="gramStart"/>
+      <w:r>
+        <w:rPr>
+          <w:rStyle w:val="Code1"/>
+        </w:rPr>
+        <w:t>build.board</w:t>
+      </w:r>
+      <w:proofErr w:type="gramEnd"/>
+      <w:r>
+        <w:rPr>
+          <w:rStyle w:val="Code1"/>
+        </w:rPr>
+        <w:t xml:space="preserve"> &lt;board&gt;</w:t>
       </w:r>
       <w:r>
         <w:rPr>
@@ -1663,7 +1733,21 @@
         <w:rPr>
           <w:rFonts w:ascii="Aptos" w:eastAsia="Aptos" w:hAnsi="Aptos"/>
         </w:rPr>
-        <w:t>: for runners specific options</w:t>
+        <w:t xml:space="preserve">: for </w:t>
+      </w:r>
+      <w:proofErr w:type="gramStart"/>
+      <w:r>
+        <w:rPr>
+          <w:rFonts w:ascii="Aptos" w:eastAsia="Aptos" w:hAnsi="Aptos"/>
+        </w:rPr>
+        <w:t>runners</w:t>
+      </w:r>
+      <w:proofErr w:type="gramEnd"/>
+      <w:r>
+        <w:rPr>
+          <w:rFonts w:ascii="Aptos" w:eastAsia="Aptos" w:hAnsi="Aptos"/>
+        </w:rPr>
+        <w:t xml:space="preserve"> specific options</w:t>
       </w:r>
     </w:p>
     <w:p>
@@ -1790,7 +1874,21 @@
         <w:rPr>
           <w:rStyle w:val="Code1"/>
         </w:rPr>
-        <w:t>ms-vscode.cpptools-extension-pack</w:t>
+        <w:t>ms-</w:t>
+      </w:r>
+      <w:proofErr w:type="gramStart"/>
+      <w:r>
+        <w:rPr>
+          <w:rStyle w:val="Code1"/>
+        </w:rPr>
+        <w:t>vscode.cpptools</w:t>
+      </w:r>
+      <w:proofErr w:type="gramEnd"/>
+      <w:r>
+        <w:rPr>
+          <w:rStyle w:val="Code1"/>
+        </w:rPr>
+        <w:t>-extension-pack</w:t>
       </w:r>
       <w:r>
         <w:rPr>
@@ -1833,7 +1931,21 @@
         <w:rPr>
           <w:rStyle w:val="Code1"/>
         </w:rPr>
-        <w:t>ms-vscode.cmake-tools</w:t>
+        <w:t>ms-</w:t>
+      </w:r>
+      <w:proofErr w:type="gramStart"/>
+      <w:r>
+        <w:rPr>
+          <w:rStyle w:val="Code1"/>
+        </w:rPr>
+        <w:t>vscode.cmake</w:t>
+      </w:r>
+      <w:proofErr w:type="gramEnd"/>
+      <w:r>
+        <w:rPr>
+          <w:rStyle w:val="Code1"/>
+        </w:rPr>
+        <w:t>-tools</w:t>
       </w:r>
       <w:r>
         <w:rPr>
@@ -1881,7 +1993,21 @@
         <w:rPr>
           <w:rStyle w:val="Code1"/>
         </w:rPr>
-        <w:t>ms-vscode.vscode-serial-monitor</w:t>
+        <w:t>ms-</w:t>
+      </w:r>
+      <w:proofErr w:type="gramStart"/>
+      <w:r>
+        <w:rPr>
+          <w:rStyle w:val="Code1"/>
+        </w:rPr>
+        <w:t>vscode.vscode</w:t>
+      </w:r>
+      <w:proofErr w:type="gramEnd"/>
+      <w:r>
+        <w:rPr>
+          <w:rStyle w:val="Code1"/>
+        </w:rPr>
+        <w:t>-serial-monitor</w:t>
       </w:r>
       <w:r>
         <w:rPr>
@@ -2038,7 +2164,21 @@
         <w:rPr>
           <w:rStyle w:val="Code1"/>
         </w:rPr>
-        <w:t>"C_Cpp.default.compileCommands": &lt;path&gt;</w:t>
+        <w:t>"C_</w:t>
+      </w:r>
+      <w:proofErr w:type="gramStart"/>
+      <w:r>
+        <w:rPr>
+          <w:rStyle w:val="Code1"/>
+        </w:rPr>
+        <w:t>Cpp.default.compileCommands</w:t>
+      </w:r>
+      <w:proofErr w:type="gramEnd"/>
+      <w:r>
+        <w:rPr>
+          <w:rStyle w:val="Code1"/>
+        </w:rPr>
+        <w:t>": &lt;path&gt;</w:t>
       </w:r>
       <w:r>
         <w:rPr>
@@ -2056,7 +2196,21 @@
         <w:rPr>
           <w:rFonts w:ascii="Aptos" w:eastAsia="Aptos" w:hAnsi="Aptos"/>
         </w:rPr>
-        <w:t xml:space="preserve"> the `compile_commands.json` in the build directory.</w:t>
+        <w:t xml:space="preserve"> the `compile_</w:t>
+      </w:r>
+      <w:proofErr w:type="gramStart"/>
+      <w:r>
+        <w:rPr>
+          <w:rFonts w:ascii="Aptos" w:eastAsia="Aptos" w:hAnsi="Aptos"/>
+        </w:rPr>
+        <w:t>commands.json</w:t>
+      </w:r>
+      <w:proofErr w:type="gramEnd"/>
+      <w:r>
+        <w:rPr>
+          <w:rFonts w:ascii="Aptos" w:eastAsia="Aptos" w:hAnsi="Aptos"/>
+        </w:rPr>
+        <w:t>` in the build directory.</w:t>
       </w:r>
     </w:p>
     <w:p>
@@ -2241,6 +2395,7 @@
         <w:t>"</w:t>
       </w:r>
       <w:hyperlink r:id="rId8">
+        <w:proofErr w:type="gramStart"/>
         <w:r>
           <w:rPr>
             <w:rStyle w:val="Lienhypertexte"/>
@@ -2250,7 +2405,19 @@
             <w:szCs w:val="22"/>
             <w:u w:val="none"/>
           </w:rPr>
-          <w:t>Microchip::SAMD21_DFP@3.6.144</w:t>
+          <w:t>Microchip::</w:t>
+        </w:r>
+        <w:proofErr w:type="gramEnd"/>
+        <w:r>
+          <w:rPr>
+            <w:rStyle w:val="Lienhypertexte"/>
+            <w:rFonts w:ascii="Aptos" w:eastAsia="Aptos" w:hAnsi="Aptos"/>
+            <w:color w:val="auto"/>
+            <w:sz w:val="22"/>
+            <w:szCs w:val="22"/>
+            <w:u w:val="none"/>
+          </w:rPr>
+          <w:t>SAMD21_DFP@3.6.144</w:t>
         </w:r>
       </w:hyperlink>
       <w:r>
@@ -2306,11 +2473,19 @@
         </w:rPr>
         <w:t xml:space="preserve">this setting is not </w:t>
       </w:r>
-      <w:r>
-        <w:rPr>
-          <w:rFonts w:ascii="Aptos" w:eastAsia="Aptos" w:hAnsi="Aptos"/>
-        </w:rPr>
-        <w:t xml:space="preserve">recognise by </w:t>
+      <w:proofErr w:type="gramStart"/>
+      <w:r>
+        <w:rPr>
+          <w:rFonts w:ascii="Aptos" w:eastAsia="Aptos" w:hAnsi="Aptos"/>
+        </w:rPr>
+        <w:t>recognise</w:t>
+      </w:r>
+      <w:proofErr w:type="gramEnd"/>
+      <w:r>
+        <w:rPr>
+          <w:rFonts w:ascii="Aptos" w:eastAsia="Aptos" w:hAnsi="Aptos"/>
+        </w:rPr>
+        <w:t xml:space="preserve"> by </w:t>
       </w:r>
       <w:r>
         <w:rPr>
@@ -2735,12 +2910,14 @@
         <w:t>a `</w:t>
       </w:r>
       <w:hyperlink w:anchor="_Launch.json" w:history="1">
+        <w:proofErr w:type="gramStart"/>
         <w:r>
           <w:rPr>
             <w:rStyle w:val="Lienhypertexte"/>
           </w:rPr>
           <w:t>launch.json</w:t>
         </w:r>
+        <w:proofErr w:type="gramEnd"/>
       </w:hyperlink>
       <w:r>
         <w:t xml:space="preserve">` file with 2 </w:t>
@@ -2814,12 +2991,14 @@
         <w:t>ou need to add a `</w:t>
       </w:r>
       <w:hyperlink w:anchor="_Tasks.json" w:history="1">
+        <w:proofErr w:type="gramStart"/>
         <w:r>
           <w:rPr>
             <w:rStyle w:val="Lienhypertexte"/>
           </w:rPr>
           <w:t>tasks.json</w:t>
         </w:r>
+        <w:proofErr w:type="gramEnd"/>
       </w:hyperlink>
       <w:r>
         <w:t xml:space="preserve">` file </w:t>
@@ -2889,12 +3068,14 @@
         <w:t>`</w:t>
       </w:r>
       <w:hyperlink w:anchor="_Launch.json" w:history="1">
+        <w:proofErr w:type="gramStart"/>
         <w:r>
           <w:rPr>
             <w:rStyle w:val="Lienhypertexte"/>
           </w:rPr>
           <w:t>launch.json</w:t>
         </w:r>
+        <w:proofErr w:type="gramEnd"/>
       </w:hyperlink>
       <w:r>
         <w:t>`</w:t>
@@ -3087,7 +3268,14 @@
         <w:rPr>
           <w:rStyle w:val="Code1"/>
         </w:rPr>
-        <w:t>b &lt;file:</w:t>
+        <w:t>b &lt;</w:t>
+      </w:r>
+      <w:proofErr w:type="gramStart"/>
+      <w:r>
+        <w:rPr>
+          <w:rStyle w:val="Code1"/>
+        </w:rPr>
+        <w:t>file:</w:t>
       </w:r>
       <w:r>
         <w:rPr>
@@ -3095,6 +3283,7 @@
         </w:rPr>
         <w:t>line</w:t>
       </w:r>
+      <w:proofErr w:type="gramEnd"/>
       <w:r>
         <w:rPr>
           <w:rStyle w:val="Code1"/>
@@ -3637,6 +3826,7 @@
       <w:r>
         <w:t xml:space="preserve"> </w:t>
       </w:r>
+      <w:proofErr w:type="gramStart"/>
       <w:r>
         <w:rPr>
           <w:rStyle w:val="Code1"/>
@@ -3649,6 +3839,7 @@
         </w:rPr>
         <w:t>.overlay</w:t>
       </w:r>
+      <w:proofErr w:type="gramEnd"/>
       <w:r>
         <w:t>`</w:t>
       </w:r>
@@ -3740,8 +3931,13 @@
         </w:numPr>
       </w:pPr>
       <w:r>
-        <w:t>boards/&lt;BOARD&gt;_&lt;revision&gt;.overlay</w:t>
-      </w:r>
+        <w:t>boards/&lt;BOARD&gt;_&lt;revision</w:t>
+      </w:r>
+      <w:proofErr w:type="gramStart"/>
+      <w:r>
+        <w:t>&gt;.overlay</w:t>
+      </w:r>
+      <w:proofErr w:type="gramEnd"/>
       <w:r>
         <w:t xml:space="preserve"> =&gt;</w:t>
       </w:r>
@@ -3792,9 +3988,11 @@
           <w:numId w:val="28"/>
         </w:numPr>
       </w:pPr>
+      <w:proofErr w:type="gramStart"/>
       <w:r>
         <w:t>app.overlay</w:t>
       </w:r>
+      <w:proofErr w:type="gramEnd"/>
     </w:p>
     <w:p>
       <w:r>
@@ -4000,7 +4198,14 @@
         <w:rPr>
           <w:rStyle w:val="Code1"/>
         </w:rPr>
-        <w:t>led2</w:t>
+        <w:t>led</w:t>
+      </w:r>
+      <w:proofErr w:type="gramStart"/>
+      <w:r>
+        <w:rPr>
+          <w:rStyle w:val="Code1"/>
+        </w:rPr>
+        <w:t>2</w:t>
       </w:r>
       <w:r>
         <w:rPr>
@@ -4012,7 +4217,14 @@
         <w:rPr>
           <w:rStyle w:val="Code1"/>
         </w:rPr>
-        <w:t>: led2</w:t>
+        <w:t>:</w:t>
+      </w:r>
+      <w:proofErr w:type="gramEnd"/>
+      <w:r>
+        <w:rPr>
+          <w:rStyle w:val="Code1"/>
+        </w:rPr>
+        <w:t xml:space="preserve"> led2</w:t>
       </w:r>
       <w:r>
         <w:rPr>
@@ -4325,7 +4537,21 @@
         <w:rPr>
           <w:rStyle w:val="Code1"/>
         </w:rPr>
-        <w:t>zephyr_library()</w:t>
+        <w:t>zephyr_</w:t>
+      </w:r>
+      <w:proofErr w:type="gramStart"/>
+      <w:r>
+        <w:rPr>
+          <w:rStyle w:val="Code1"/>
+        </w:rPr>
+        <w:t>library(</w:t>
+      </w:r>
+      <w:proofErr w:type="gramEnd"/>
+      <w:r>
+        <w:rPr>
+          <w:rStyle w:val="Code1"/>
+        </w:rPr>
+        <w:t>)</w:t>
       </w:r>
     </w:p>
     <w:p>
@@ -4591,11 +4817,19 @@
       <w:r>
         <w:t>In the board definition folder, in the file `</w:t>
       </w:r>
-      <w:r>
-        <w:rPr>
-          <w:rStyle w:val="Code1"/>
-        </w:rPr>
-        <w:t>Kconfig.&lt;board&gt;</w:t>
+      <w:proofErr w:type="gramStart"/>
+      <w:r>
+        <w:rPr>
+          <w:rStyle w:val="Code1"/>
+        </w:rPr>
+        <w:t>Kconfig.&lt;</w:t>
+      </w:r>
+      <w:proofErr w:type="gramEnd"/>
+      <w:r>
+        <w:rPr>
+          <w:rStyle w:val="Code1"/>
+        </w:rPr>
+        <w:t>board&gt;</w:t>
       </w:r>
       <w:r>
         <w:t xml:space="preserve">`, under </w:t>
@@ -4625,7 +4859,15 @@
         <w:t>,</w:t>
       </w:r>
       <w:r>
-        <w:t xml:space="preserve"> the folder is located in zephyr source code.</w:t>
+        <w:t xml:space="preserve"> the folder </w:t>
+      </w:r>
+      <w:proofErr w:type="gramStart"/>
+      <w:r>
+        <w:t>is located in</w:t>
+      </w:r>
+      <w:proofErr w:type="gramEnd"/>
+      <w:r>
+        <w:t xml:space="preserve"> zephyr source code.</w:t>
       </w:r>
     </w:p>
     <w:p>
@@ -4874,11 +5116,19 @@
       <w:r>
         <w:t>` or `</w:t>
       </w:r>
-      <w:r>
-        <w:rPr>
-          <w:rStyle w:val="Code1"/>
-        </w:rPr>
-        <w:t>Kconfig.&lt;board&gt;`</w:t>
+      <w:proofErr w:type="gramStart"/>
+      <w:r>
+        <w:rPr>
+          <w:rStyle w:val="Code1"/>
+        </w:rPr>
+        <w:t>Kconfig.&lt;</w:t>
+      </w:r>
+      <w:proofErr w:type="gramEnd"/>
+      <w:r>
+        <w:rPr>
+          <w:rStyle w:val="Code1"/>
+        </w:rPr>
+        <w:t>board&gt;`</w:t>
       </w:r>
       <w:r>
         <w:rPr>
@@ -5256,7 +5506,21 @@
         <w:rPr>
           <w:rStyle w:val="Code1"/>
         </w:rPr>
-        <w:t>target_include_directories(app PRIVATE src)</w:t>
+        <w:t>target_include_</w:t>
+      </w:r>
+      <w:proofErr w:type="gramStart"/>
+      <w:r>
+        <w:rPr>
+          <w:rStyle w:val="Code1"/>
+        </w:rPr>
+        <w:t>directories(</w:t>
+      </w:r>
+      <w:proofErr w:type="gramEnd"/>
+      <w:r>
+        <w:rPr>
+          <w:rStyle w:val="Code1"/>
+        </w:rPr>
+        <w:t>app PRIVATE src)</w:t>
       </w:r>
     </w:p>
     <w:p>
@@ -5357,8 +5621,13 @@
     </w:p>
     <w:p>
       <w:r>
-        <w:t>For example :</w:t>
-      </w:r>
+        <w:t xml:space="preserve">For </w:t>
+      </w:r>
+      <w:proofErr w:type="gramStart"/>
+      <w:r>
+        <w:t>example :</w:t>
+      </w:r>
+      <w:proofErr w:type="gramEnd"/>
     </w:p>
     <w:p>
       <w:r>
@@ -5417,7 +5686,15 @@
         <w:t>,</w:t>
       </w:r>
       <w:r>
-        <w:t xml:space="preserve"> you need to add the following flag : </w:t>
+        <w:t xml:space="preserve"> you need to add the following </w:t>
+      </w:r>
+      <w:proofErr w:type="gramStart"/>
+      <w:r>
+        <w:t>flag :</w:t>
+      </w:r>
+      <w:proofErr w:type="gramEnd"/>
+      <w:r>
+        <w:t xml:space="preserve"> </w:t>
       </w:r>
       <w:r>
         <w:rPr>
@@ -5624,7 +5901,15 @@
         <w:t>s</w:t>
       </w:r>
       <w:r>
-        <w:t xml:space="preserve"> the cpu in idle mode, the thread idle will choose the most adapted idle mode for the idle duration. So you will have to do nothing</w:t>
+        <w:t xml:space="preserve"> the cpu in idle mode, the thread idle will choose the most adapted idle mode for the idle duration. </w:t>
+      </w:r>
+      <w:proofErr w:type="gramStart"/>
+      <w:r>
+        <w:t>So</w:t>
+      </w:r>
+      <w:proofErr w:type="gramEnd"/>
+      <w:r>
+        <w:t xml:space="preserve"> you will have to do nothing</w:t>
       </w:r>
       <w:r>
         <w:t>,</w:t>
@@ -5736,11 +6021,19 @@
         </w:rPr>
         <w:t xml:space="preserve"> </w:t>
       </w:r>
-      <w:r>
-        <w:rPr>
-          <w:rStyle w:val="Code1"/>
-        </w:rPr>
-        <w:t>semtech,sx1261</w:t>
+      <w:proofErr w:type="gramStart"/>
+      <w:r>
+        <w:rPr>
+          <w:rStyle w:val="Code1"/>
+        </w:rPr>
+        <w:t>semtech,sx</w:t>
+      </w:r>
+      <w:proofErr w:type="gramEnd"/>
+      <w:r>
+        <w:rPr>
+          <w:rStyle w:val="Code1"/>
+        </w:rPr>
+        <w:t>1261</w:t>
       </w:r>
       <w:r>
         <w:t>`</w:t>
@@ -5758,11 +6051,19 @@
         </w:rPr>
         <w:t xml:space="preserve"> </w:t>
       </w:r>
-      <w:r>
-        <w:rPr>
-          <w:rStyle w:val="Code1"/>
-        </w:rPr>
-        <w:t>semtech,sx126</w:t>
+      <w:proofErr w:type="gramStart"/>
+      <w:r>
+        <w:rPr>
+          <w:rStyle w:val="Code1"/>
+        </w:rPr>
+        <w:t>semtech,sx</w:t>
+      </w:r>
+      <w:proofErr w:type="gramEnd"/>
+      <w:r>
+        <w:rPr>
+          <w:rStyle w:val="Code1"/>
+        </w:rPr>
+        <w:t>126</w:t>
       </w:r>
       <w:r>
         <w:rPr>
@@ -5780,7 +6081,15 @@
         <w:t>B</w:t>
       </w:r>
       <w:r>
-        <w:t>y default the device sx126x will be put to sleep during the initialization</w:t>
+        <w:t xml:space="preserve">y </w:t>
+      </w:r>
+      <w:proofErr w:type="gramStart"/>
+      <w:r>
+        <w:t>default</w:t>
+      </w:r>
+      <w:proofErr w:type="gramEnd"/>
+      <w:r>
+        <w:t xml:space="preserve"> the device sx126x will be put to sleep during the initialization</w:t>
       </w:r>
       <w:r>
         <w:t xml:space="preserve"> before the main function</w:t>
@@ -5807,11 +6116,19 @@
         </w:rPr>
         <w:t xml:space="preserve"> </w:t>
       </w:r>
-      <w:r>
-        <w:rPr>
-          <w:rStyle w:val="Code1"/>
-        </w:rPr>
-        <w:t>semtech,sx126</w:t>
+      <w:proofErr w:type="gramStart"/>
+      <w:r>
+        <w:rPr>
+          <w:rStyle w:val="Code1"/>
+        </w:rPr>
+        <w:t>semtech,sx</w:t>
+      </w:r>
+      <w:proofErr w:type="gramEnd"/>
+      <w:r>
+        <w:rPr>
+          <w:rStyle w:val="Code1"/>
+        </w:rPr>
+        <w:t>126</w:t>
       </w:r>
       <w:r>
         <w:rPr>
@@ -5831,16 +6148,49 @@
         <w:rPr>
           <w:rStyle w:val="Code1"/>
         </w:rPr>
-        <w:t>lorawan_start()</w:t>
-      </w:r>
-      <w:r>
-        <w:t>` ,  then `</w:t>
-      </w:r>
-      <w:r>
-        <w:rPr>
-          <w:rStyle w:val="Code1"/>
-        </w:rPr>
-        <w:t>lorawan_join()</w:t>
+        <w:t>lorawan_</w:t>
+      </w:r>
+      <w:proofErr w:type="gramStart"/>
+      <w:r>
+        <w:rPr>
+          <w:rStyle w:val="Code1"/>
+        </w:rPr>
+        <w:t>start(</w:t>
+      </w:r>
+      <w:proofErr w:type="gramEnd"/>
+      <w:r>
+        <w:rPr>
+          <w:rStyle w:val="Code1"/>
+        </w:rPr>
+        <w:t>)</w:t>
+      </w:r>
+      <w:proofErr w:type="gramStart"/>
+      <w:r>
+        <w:t>` ,</w:t>
+      </w:r>
+      <w:proofErr w:type="gramEnd"/>
+      <w:r>
+        <w:t xml:space="preserve">  then `</w:t>
+      </w:r>
+      <w:r>
+        <w:rPr>
+          <w:rStyle w:val="Code1"/>
+        </w:rPr>
+        <w:t>lorawan_</w:t>
+      </w:r>
+      <w:proofErr w:type="gramStart"/>
+      <w:r>
+        <w:rPr>
+          <w:rStyle w:val="Code1"/>
+        </w:rPr>
+        <w:t>join(</w:t>
+      </w:r>
+      <w:proofErr w:type="gramEnd"/>
+      <w:r>
+        <w:rPr>
+          <w:rStyle w:val="Code1"/>
+        </w:rPr>
+        <w:t>)</w:t>
       </w:r>
       <w:r>
         <w:t>` with all the key needed then you can do downlink or send data to the server. For the join, the Network key is the same as the application key.</w:t>
@@ -6150,7 +6500,21 @@
         <w:rPr>
           <w:rStyle w:val="Code1"/>
         </w:rPr>
-        <w:t>SEGGER_SYSVIEW_PrintfHost()</w:t>
+        <w:t>SEGGER_SYSVIEW_</w:t>
+      </w:r>
+      <w:proofErr w:type="gramStart"/>
+      <w:r>
+        <w:rPr>
+          <w:rStyle w:val="Code1"/>
+        </w:rPr>
+        <w:t>PrintfHost(</w:t>
+      </w:r>
+      <w:proofErr w:type="gramEnd"/>
+      <w:r>
+        <w:rPr>
+          <w:rStyle w:val="Code1"/>
+        </w:rPr>
+        <w:t>)</w:t>
       </w:r>
       <w:r>
         <w:t>`, `</w:t>
@@ -6159,10 +6523,21 @@
         <w:rPr>
           <w:rStyle w:val="Code1"/>
         </w:rPr>
-        <w:t xml:space="preserve"> SEGGER_SYSVIEW_WarnfHost ()</w:t>
-      </w:r>
-      <w:r>
-        <w:t>`, `</w:t>
+        <w:t xml:space="preserve"> SEGGER_SYSVIEW_WarnfHost </w:t>
+      </w:r>
+      <w:proofErr w:type="gramStart"/>
+      <w:r>
+        <w:rPr>
+          <w:rStyle w:val="Code1"/>
+        </w:rPr>
+        <w:t>()</w:t>
+      </w:r>
+      <w:r>
+        <w:t>`</w:t>
+      </w:r>
+      <w:proofErr w:type="gramEnd"/>
+      <w:r>
+        <w:t>, `</w:t>
       </w:r>
       <w:r>
         <w:t xml:space="preserve"> </w:t>
@@ -6171,7 +6546,21 @@
         <w:rPr>
           <w:rStyle w:val="Code1"/>
         </w:rPr>
-        <w:t>SEGGER_SYSVIEW_ErrorfHost()</w:t>
+        <w:t>SEGGER_SYSVIEW_</w:t>
+      </w:r>
+      <w:proofErr w:type="gramStart"/>
+      <w:r>
+        <w:rPr>
+          <w:rStyle w:val="Code1"/>
+        </w:rPr>
+        <w:t>ErrorfHost(</w:t>
+      </w:r>
+      <w:proofErr w:type="gramEnd"/>
+      <w:r>
+        <w:rPr>
+          <w:rStyle w:val="Code1"/>
+        </w:rPr>
+        <w:t>)</w:t>
       </w:r>
       <w:r>
         <w:t>`</w:t>
@@ -6179,8 +6568,13 @@
     </w:p>
     <w:p>
       <w:r>
-        <w:t>For more detail the complete doc :</w:t>
-      </w:r>
+        <w:t xml:space="preserve">For more detail the complete </w:t>
+      </w:r>
+      <w:proofErr w:type="gramStart"/>
+      <w:r>
+        <w:t>doc :</w:t>
+      </w:r>
+      <w:proofErr w:type="gramEnd"/>
       <w:r>
         <w:t xml:space="preserve"> </w:t>
       </w:r>
@@ -6199,7 +6593,15 @@
         <w:t>"C:\Program Files\SEGGER\SystemView\Description\SYSVIEW_Zephyr.txt"</w:t>
       </w:r>
       <w:r>
-        <w:t xml:space="preserve">. At the end of the file you </w:t>
+        <w:t xml:space="preserve">. At the end of the </w:t>
+      </w:r>
+      <w:proofErr w:type="gramStart"/>
+      <w:r>
+        <w:t>file</w:t>
+      </w:r>
+      <w:proofErr w:type="gramEnd"/>
+      <w:r>
+        <w:t xml:space="preserve"> you </w:t>
       </w:r>
       <w:r>
         <w:lastRenderedPageBreak/>
@@ -6231,7 +6633,14 @@
         <w:rPr>
           <w:rStyle w:val="Code1"/>
         </w:rPr>
-        <w:t>SEGGER_SYSVIEW_Record</w:t>
+        <w:t>SEGGER_SYSVIEW_</w:t>
+      </w:r>
+      <w:proofErr w:type="gramStart"/>
+      <w:r>
+        <w:rPr>
+          <w:rStyle w:val="Code1"/>
+        </w:rPr>
+        <w:t>Record</w:t>
       </w:r>
       <w:r>
         <w:rPr>
@@ -6243,8 +6652,16 @@
         <w:rPr>
           <w:rStyle w:val="Code1"/>
         </w:rPr>
-        <w:t xml:space="preserve">(id_event, </w:t>
-      </w:r>
+        <w:t>(</w:t>
+      </w:r>
+      <w:proofErr w:type="gramEnd"/>
+      <w:r>
+        <w:rPr>
+          <w:rStyle w:val="Code1"/>
+        </w:rPr>
+        <w:t xml:space="preserve">id_event, </w:t>
+      </w:r>
+      <w:proofErr w:type="gramStart"/>
       <w:r>
         <w:rPr>
           <w:rStyle w:val="Code1"/>
@@ -6258,13 +6675,24 @@
         <w:t>)</w:t>
       </w:r>
       <w:r>
-        <w:t>` or `</w:t>
-      </w:r>
-      <w:r>
-        <w:rPr>
-          <w:rStyle w:val="Code1"/>
-        </w:rPr>
-        <w:t>SEGGER_SYSVIEW_RecordEndCall</w:t>
+        <w:t>`</w:t>
+      </w:r>
+      <w:proofErr w:type="gramEnd"/>
+      <w:r>
+        <w:t xml:space="preserve"> or `</w:t>
+      </w:r>
+      <w:r>
+        <w:rPr>
+          <w:rStyle w:val="Code1"/>
+        </w:rPr>
+        <w:t>SEGGER_SYSVIEW_</w:t>
+      </w:r>
+      <w:proofErr w:type="gramStart"/>
+      <w:r>
+        <w:rPr>
+          <w:rStyle w:val="Code1"/>
+        </w:rPr>
+        <w:t>RecordEndCall</w:t>
       </w:r>
       <w:r>
         <w:rPr>
@@ -6276,8 +6704,16 @@
         <w:rPr>
           <w:rStyle w:val="Code1"/>
         </w:rPr>
-        <w:t xml:space="preserve">(id_event, </w:t>
-      </w:r>
+        <w:t>(</w:t>
+      </w:r>
+      <w:proofErr w:type="gramEnd"/>
+      <w:r>
+        <w:rPr>
+          <w:rStyle w:val="Code1"/>
+        </w:rPr>
+        <w:t xml:space="preserve">id_event, </w:t>
+      </w:r>
+      <w:proofErr w:type="gramStart"/>
       <w:r>
         <w:rPr>
           <w:rStyle w:val="Code1"/>
@@ -6290,11 +6726,20 @@
         </w:rPr>
         <w:t>)`</w:t>
       </w:r>
+      <w:proofErr w:type="gramEnd"/>
       <w:r>
         <w:t xml:space="preserve"> </w:t>
       </w:r>
       <w:r>
-        <w:t xml:space="preserve">to track the beginning and the end of the event if needed. With XX you can choose the number of argument you </w:t>
+        <w:t xml:space="preserve">to track the beginning and the end of the event if needed. With XX you can choose the number of </w:t>
+      </w:r>
+      <w:proofErr w:type="gramStart"/>
+      <w:r>
+        <w:t>argument</w:t>
+      </w:r>
+      <w:proofErr w:type="gramEnd"/>
+      <w:r>
+        <w:t xml:space="preserve"> you </w:t>
       </w:r>
       <w:r>
         <w:t>want to record.</w:t>
@@ -6352,8 +6797,13 @@
     </w:p>
     <w:p>
       <w:r>
-        <w:t>In the Kconfig add the configuration :</w:t>
-      </w:r>
+        <w:t xml:space="preserve">In the Kconfig add the </w:t>
+      </w:r>
+      <w:proofErr w:type="gramStart"/>
+      <w:r>
+        <w:t>configuration :</w:t>
+      </w:r>
+      <w:proofErr w:type="gramEnd"/>
     </w:p>
     <w:p>
       <w:r>
@@ -6454,7 +6904,21 @@
         <w:rPr>
           <w:rStyle w:val="Code1"/>
         </w:rPr>
-        <w:t>k_sleep()</w:t>
+        <w:t>k_</w:t>
+      </w:r>
+      <w:proofErr w:type="gramStart"/>
+      <w:r>
+        <w:rPr>
+          <w:rStyle w:val="Code1"/>
+        </w:rPr>
+        <w:t>sleep(</w:t>
+      </w:r>
+      <w:proofErr w:type="gramEnd"/>
+      <w:r>
+        <w:rPr>
+          <w:rStyle w:val="Code1"/>
+        </w:rPr>
+        <w:t>)</w:t>
       </w:r>
       <w:r>
         <w:t xml:space="preserve"> for a long time</w:t>
@@ -6485,7 +6949,21 @@
         <w:rPr>
           <w:rStyle w:val="Code1"/>
         </w:rPr>
-        <w:t>DT_FOREACH_STATUS_OKAY(st_stm32_gpio, STM32_GPIO_PM_ENABLE)</w:t>
+        <w:t>DT_FOREACH_STATUS_</w:t>
+      </w:r>
+      <w:proofErr w:type="gramStart"/>
+      <w:r>
+        <w:rPr>
+          <w:rStyle w:val="Code1"/>
+        </w:rPr>
+        <w:t>OKAY(</w:t>
+      </w:r>
+      <w:proofErr w:type="gramEnd"/>
+      <w:r>
+        <w:rPr>
+          <w:rStyle w:val="Code1"/>
+        </w:rPr>
+        <w:t>st_stm32_gpio, STM32_GPIO_PM_ENABLE)</w:t>
       </w:r>
     </w:p>
     <w:p>
@@ -6548,7 +7026,21 @@
         <w:rPr>
           <w:rStyle w:val="Code1"/>
         </w:rPr>
-        <w:t xml:space="preserve">LL_PWR_SetPowerMode(); </w:t>
+        <w:t>LL_PWR_</w:t>
+      </w:r>
+      <w:proofErr w:type="gramStart"/>
+      <w:r>
+        <w:rPr>
+          <w:rStyle w:val="Code1"/>
+        </w:rPr>
+        <w:t>SetPowerMode(</w:t>
+      </w:r>
+      <w:proofErr w:type="gramEnd"/>
+      <w:r>
+        <w:rPr>
+          <w:rStyle w:val="Code1"/>
+        </w:rPr>
+        <w:t xml:space="preserve">); </w:t>
       </w:r>
       <w:r>
         <w:t xml:space="preserve">to </w:t>
@@ -6666,8 +7158,30 @@
         <w:rPr>
           <w:rStyle w:val="Code1"/>
         </w:rPr>
-        <w:t>SYS_INIT(function, PRE_KERNEL_1, 0);</w:t>
-      </w:r>
+        <w:t>SYS_</w:t>
+      </w:r>
+      <w:proofErr w:type="gramStart"/>
+      <w:r>
+        <w:rPr>
+          <w:rStyle w:val="Code1"/>
+        </w:rPr>
+        <w:t>INIT(</w:t>
+      </w:r>
+      <w:proofErr w:type="gramEnd"/>
+      <w:r>
+        <w:rPr>
+          <w:rStyle w:val="Code1"/>
+        </w:rPr>
+        <w:t>function, PRE_KERNEL_1, 0</w:t>
+      </w:r>
+      <w:proofErr w:type="gramStart"/>
+      <w:r>
+        <w:rPr>
+          <w:rStyle w:val="Code1"/>
+        </w:rPr>
+        <w:t>);</w:t>
+      </w:r>
+      <w:proofErr w:type="gramEnd"/>
     </w:p>
     <w:p>
       <w:pPr>
@@ -6902,7 +7416,7 @@
         <w:t>with the first partition.</w:t>
       </w:r>
       <w:r>
-        <w:t>. The bootloader and first slot partition should b</w:t>
+        <w:t xml:space="preserve"> The bootloader and first slot partition should b</w:t>
       </w:r>
       <w:r>
         <w:t>e</w:t>
@@ -7195,7 +7709,15 @@
         </w:rPr>
       </w:pPr>
       <w:r>
-        <w:t>It needs to be define i</w:t>
+        <w:t xml:space="preserve">It needs to be </w:t>
+      </w:r>
+      <w:proofErr w:type="gramStart"/>
+      <w:r>
+        <w:t>define</w:t>
+      </w:r>
+      <w:proofErr w:type="gramEnd"/>
+      <w:r>
+        <w:t xml:space="preserve"> i</w:t>
       </w:r>
       <w:r>
         <w:t>n both the config of the bootloader and the application as well.</w:t>
@@ -7729,6 +8251,119 @@
       </w:r>
       <w:r>
         <w:t>in non-volatile storage.</w:t>
+      </w:r>
+      <w:r>
+        <w:t xml:space="preserve"> </w:t>
+      </w:r>
+      <w:r>
+        <w:t xml:space="preserve">To deactivate </w:t>
+      </w:r>
+      <w:r>
+        <w:rPr>
+          <w:rStyle w:val="Code1"/>
+        </w:rPr>
+        <w:t>CONFIG_NVS</w:t>
+      </w:r>
+      <w:r>
+        <w:t xml:space="preserve"> without deactivating </w:t>
+      </w:r>
+      <w:r>
+        <w:rPr>
+          <w:rStyle w:val="Code1"/>
+        </w:rPr>
+        <w:t xml:space="preserve">CONFIG_LORAWAN_REMOTE_MULTICAST, </w:t>
+      </w:r>
+      <w:r>
+        <w:t>in the file `</w:t>
+      </w:r>
+      <w:r>
+        <w:rPr>
+          <w:rStyle w:val="Code1"/>
+        </w:rPr>
+        <w:t>zephyr/</w:t>
+      </w:r>
+      <w:proofErr w:type="spellStart"/>
+      <w:r>
+        <w:rPr>
+          <w:rStyle w:val="Code1"/>
+        </w:rPr>
+        <w:t>subsys</w:t>
+      </w:r>
+      <w:proofErr w:type="spellEnd"/>
+      <w:r>
+        <w:rPr>
+          <w:rStyle w:val="Code1"/>
+        </w:rPr>
+        <w:t>/</w:t>
+      </w:r>
+      <w:proofErr w:type="spellStart"/>
+      <w:r>
+        <w:rPr>
+          <w:rStyle w:val="Code1"/>
+        </w:rPr>
+        <w:t>lorawan</w:t>
+      </w:r>
+      <w:proofErr w:type="spellEnd"/>
+      <w:r>
+        <w:rPr>
+          <w:rStyle w:val="Code1"/>
+        </w:rPr>
+        <w:t>/</w:t>
+      </w:r>
+      <w:proofErr w:type="spellStart"/>
+      <w:r>
+        <w:rPr>
+          <w:rStyle w:val="Code1"/>
+        </w:rPr>
+        <w:t>servies</w:t>
+      </w:r>
+      <w:proofErr w:type="spellEnd"/>
+      <w:r>
+        <w:rPr>
+          <w:rStyle w:val="Code1"/>
+        </w:rPr>
+        <w:t>/Kconfig</w:t>
+      </w:r>
+      <w:r>
+        <w:t>` you should remove the line `</w:t>
+      </w:r>
+      <w:r>
+        <w:rPr>
+          <w:rStyle w:val="Code1"/>
+        </w:rPr>
+        <w:t xml:space="preserve">depends </w:t>
+      </w:r>
+      <w:proofErr w:type="gramStart"/>
+      <w:r>
+        <w:rPr>
+          <w:rStyle w:val="Code1"/>
+        </w:rPr>
+        <w:t>on !LORAWAN</w:t>
+      </w:r>
+      <w:proofErr w:type="gramEnd"/>
+      <w:r>
+        <w:rPr>
+          <w:rStyle w:val="Code1"/>
+        </w:rPr>
+        <w:t>_NVM_NONE</w:t>
+      </w:r>
+      <w:r>
+        <w:t>` in the definition of `</w:t>
+      </w:r>
+      <w:r>
+        <w:rPr>
+          <w:rStyle w:val="Code1"/>
+        </w:rPr>
+        <w:t>config LORAWAN_REMOTE_MULTICAS</w:t>
+      </w:r>
+      <w:r>
+        <w:rPr>
+          <w:rStyle w:val="Code1"/>
+        </w:rPr>
+        <w:t>T</w:t>
+      </w:r>
+      <w:r>
+        <w:t>`</w:t>
       </w:r>
     </w:p>
     <w:p>
@@ -8521,6 +9156,11 @@
     </w:tbl>
     <w:p/>
     <w:p>
+      <w:pPr>
+        <w:rPr>
+          <w:lang w:val="fr-FR"/>
+        </w:rPr>
+      </w:pPr>
       <w:r>
         <w:t xml:space="preserve">To </w:t>
       </w:r>
@@ -8549,6 +9189,509 @@
       <w:r>
         <w:t>. And for zephyr the maximum payload size is 232.</w:t>
       </w:r>
+    </w:p>
+    <w:p>
+      <w:r>
+        <w:t xml:space="preserve">Here is an estimation of the time needed for the following </w:t>
+      </w:r>
+      <w:proofErr w:type="spellStart"/>
+      <w:r>
+        <w:t>fuota</w:t>
+      </w:r>
+      <w:proofErr w:type="spellEnd"/>
+      <w:r>
+        <w:t xml:space="preserve"> session in class C:</w:t>
+      </w:r>
+    </w:p>
+    <w:tbl>
+      <w:tblPr>
+        <w:tblStyle w:val="Grilledutableau"/>
+        <w:tblW w:w="0" w:type="auto"/>
+        <w:tblLook w:val="04A0" w:firstRow="1" w:lastRow="0" w:firstColumn="1" w:lastColumn="0" w:noHBand="0" w:noVBand="1"/>
+      </w:tblPr>
+      <w:tblGrid>
+        <w:gridCol w:w="1803"/>
+        <w:gridCol w:w="1803"/>
+        <w:gridCol w:w="1803"/>
+        <w:gridCol w:w="1803"/>
+        <w:gridCol w:w="1804"/>
+      </w:tblGrid>
+      <w:tr>
+        <w:tc>
+          <w:tcPr>
+            <w:tcW w:w="1803" w:type="dxa"/>
+          </w:tcPr>
+          <w:p>
+            <w:pPr>
+              <w:jc w:val="center"/>
+            </w:pPr>
+            <w:r>
+              <w:t>Binary Size</w:t>
+            </w:r>
+          </w:p>
+        </w:tc>
+        <w:tc>
+          <w:tcPr>
+            <w:tcW w:w="1803" w:type="dxa"/>
+          </w:tcPr>
+          <w:p>
+            <w:pPr>
+              <w:jc w:val="center"/>
+            </w:pPr>
+            <w:r>
+              <w:t>Time</w:t>
+            </w:r>
+          </w:p>
+        </w:tc>
+        <w:tc>
+          <w:tcPr>
+            <w:tcW w:w="1803" w:type="dxa"/>
+          </w:tcPr>
+          <w:p>
+            <w:pPr>
+              <w:jc w:val="center"/>
+            </w:pPr>
+            <w:r>
+              <w:t>Fragments size</w:t>
+            </w:r>
+          </w:p>
+        </w:tc>
+        <w:tc>
+          <w:tcPr>
+            <w:tcW w:w="1803" w:type="dxa"/>
+          </w:tcPr>
+          <w:p>
+            <w:pPr>
+              <w:jc w:val="center"/>
+            </w:pPr>
+            <w:r>
+              <w:t>Number of fragments</w:t>
+            </w:r>
+          </w:p>
+        </w:tc>
+        <w:tc>
+          <w:tcPr>
+            <w:tcW w:w="1804" w:type="dxa"/>
+          </w:tcPr>
+          <w:p>
+            <w:pPr>
+              <w:jc w:val="center"/>
+            </w:pPr>
+            <w:proofErr w:type="spellStart"/>
+            <w:r>
+              <w:t>Datarate</w:t>
+            </w:r>
+            <w:proofErr w:type="spellEnd"/>
+          </w:p>
+        </w:tc>
+      </w:tr>
+      <w:tr>
+        <w:tc>
+          <w:tcPr>
+            <w:tcW w:w="1803" w:type="dxa"/>
+          </w:tcPr>
+          <w:p>
+            <w:pPr>
+              <w:jc w:val="center"/>
+            </w:pPr>
+            <w:r>
+              <w:t>195Kb</w:t>
+            </w:r>
+          </w:p>
+        </w:tc>
+        <w:tc>
+          <w:tcPr>
+            <w:tcW w:w="1803" w:type="dxa"/>
+          </w:tcPr>
+          <w:p>
+            <w:pPr>
+              <w:jc w:val="center"/>
+            </w:pPr>
+            <w:r>
+              <w:t>25min</w:t>
+            </w:r>
+          </w:p>
+        </w:tc>
+        <w:tc>
+          <w:tcPr>
+            <w:tcW w:w="1803" w:type="dxa"/>
+          </w:tcPr>
+          <w:p>
+            <w:pPr>
+              <w:jc w:val="center"/>
+            </w:pPr>
+            <w:r>
+              <w:t>232</w:t>
+            </w:r>
+          </w:p>
+        </w:tc>
+        <w:tc>
+          <w:tcPr>
+            <w:tcW w:w="1803" w:type="dxa"/>
+          </w:tcPr>
+          <w:p>
+            <w:pPr>
+              <w:jc w:val="center"/>
+            </w:pPr>
+            <w:r>
+              <w:t>863+25% redundancy</w:t>
+            </w:r>
+          </w:p>
+        </w:tc>
+        <w:tc>
+          <w:tcPr>
+            <w:tcW w:w="1804" w:type="dxa"/>
+          </w:tcPr>
+          <w:p>
+            <w:pPr>
+              <w:jc w:val="center"/>
+            </w:pPr>
+            <w:r>
+              <w:t>SF7</w:t>
+            </w:r>
+          </w:p>
+        </w:tc>
+      </w:tr>
+      <w:tr>
+        <w:tc>
+          <w:tcPr>
+            <w:tcW w:w="1803" w:type="dxa"/>
+          </w:tcPr>
+          <w:p>
+            <w:pPr>
+              <w:jc w:val="center"/>
+            </w:pPr>
+            <w:r>
+              <w:t>214kb</w:t>
+            </w:r>
+          </w:p>
+        </w:tc>
+        <w:tc>
+          <w:tcPr>
+            <w:tcW w:w="1803" w:type="dxa"/>
+          </w:tcPr>
+          <w:p>
+            <w:pPr>
+              <w:jc w:val="center"/>
+            </w:pPr>
+            <w:r>
+              <w:t>27min</w:t>
+            </w:r>
+          </w:p>
+        </w:tc>
+        <w:tc>
+          <w:tcPr>
+            <w:tcW w:w="1803" w:type="dxa"/>
+          </w:tcPr>
+          <w:p>
+            <w:pPr>
+              <w:jc w:val="center"/>
+            </w:pPr>
+            <w:r>
+              <w:t>232</w:t>
+            </w:r>
+          </w:p>
+        </w:tc>
+        <w:tc>
+          <w:tcPr>
+            <w:tcW w:w="1803" w:type="dxa"/>
+          </w:tcPr>
+          <w:p>
+            <w:pPr>
+              <w:jc w:val="center"/>
+            </w:pPr>
+            <w:r>
+              <w:t>949+25%</w:t>
+            </w:r>
+          </w:p>
+        </w:tc>
+        <w:tc>
+          <w:tcPr>
+            <w:tcW w:w="1804" w:type="dxa"/>
+          </w:tcPr>
+          <w:p>
+            <w:pPr>
+              <w:jc w:val="center"/>
+            </w:pPr>
+            <w:r>
+              <w:t>SF7</w:t>
+            </w:r>
+          </w:p>
+        </w:tc>
+      </w:tr>
+      <w:tr>
+        <w:tc>
+          <w:tcPr>
+            <w:tcW w:w="1803" w:type="dxa"/>
+          </w:tcPr>
+          <w:p>
+            <w:pPr>
+              <w:jc w:val="center"/>
+            </w:pPr>
+            <w:r>
+              <w:t>202kb</w:t>
+            </w:r>
+          </w:p>
+        </w:tc>
+        <w:tc>
+          <w:tcPr>
+            <w:tcW w:w="1803" w:type="dxa"/>
+          </w:tcPr>
+          <w:p>
+            <w:pPr>
+              <w:jc w:val="center"/>
+            </w:pPr>
+            <w:r>
+              <w:t>23min</w:t>
+            </w:r>
+          </w:p>
+        </w:tc>
+        <w:tc>
+          <w:tcPr>
+            <w:tcW w:w="1803" w:type="dxa"/>
+          </w:tcPr>
+          <w:p>
+            <w:pPr>
+              <w:jc w:val="center"/>
+            </w:pPr>
+            <w:r>
+              <w:t>232</w:t>
+            </w:r>
+          </w:p>
+        </w:tc>
+        <w:tc>
+          <w:tcPr>
+            <w:tcW w:w="1803" w:type="dxa"/>
+          </w:tcPr>
+          <w:p>
+            <w:pPr>
+              <w:jc w:val="center"/>
+            </w:pPr>
+            <w:r>
+              <w:t>892+25%</w:t>
+            </w:r>
+          </w:p>
+        </w:tc>
+        <w:tc>
+          <w:tcPr>
+            <w:tcW w:w="1804" w:type="dxa"/>
+          </w:tcPr>
+          <w:p>
+            <w:pPr>
+              <w:jc w:val="center"/>
+            </w:pPr>
+            <w:r>
+              <w:t>SF7</w:t>
+            </w:r>
+          </w:p>
+        </w:tc>
+      </w:tr>
+      <w:tr>
+        <w:tc>
+          <w:tcPr>
+            <w:tcW w:w="1803" w:type="dxa"/>
+          </w:tcPr>
+          <w:p>
+            <w:pPr>
+              <w:jc w:val="center"/>
+            </w:pPr>
+            <w:r>
+              <w:t>202kb</w:t>
+            </w:r>
+          </w:p>
+        </w:tc>
+        <w:tc>
+          <w:tcPr>
+            <w:tcW w:w="1803" w:type="dxa"/>
+          </w:tcPr>
+          <w:p>
+            <w:pPr>
+              <w:jc w:val="center"/>
+            </w:pPr>
+            <w:r>
+              <w:t>1h30</w:t>
+            </w:r>
+          </w:p>
+        </w:tc>
+        <w:tc>
+          <w:tcPr>
+            <w:tcW w:w="1803" w:type="dxa"/>
+          </w:tcPr>
+          <w:p>
+            <w:pPr>
+              <w:jc w:val="center"/>
+            </w:pPr>
+            <w:r>
+              <w:t>48</w:t>
+            </w:r>
+          </w:p>
+        </w:tc>
+        <w:tc>
+          <w:tcPr>
+            <w:tcW w:w="1803" w:type="dxa"/>
+          </w:tcPr>
+          <w:p>
+            <w:pPr>
+              <w:jc w:val="center"/>
+            </w:pPr>
+            <w:r>
+              <w:t>4312+25%</w:t>
+            </w:r>
+          </w:p>
+        </w:tc>
+        <w:tc>
+          <w:tcPr>
+            <w:tcW w:w="1804" w:type="dxa"/>
+          </w:tcPr>
+          <w:p>
+            <w:pPr>
+              <w:jc w:val="center"/>
+            </w:pPr>
+            <w:r>
+              <w:t>SF7</w:t>
+            </w:r>
+          </w:p>
+        </w:tc>
+      </w:tr>
+      <w:tr>
+        <w:tc>
+          <w:tcPr>
+            <w:tcW w:w="1803" w:type="dxa"/>
+          </w:tcPr>
+          <w:p>
+            <w:pPr>
+              <w:jc w:val="center"/>
+            </w:pPr>
+            <w:r>
+              <w:t>202kb</w:t>
+            </w:r>
+          </w:p>
+        </w:tc>
+        <w:tc>
+          <w:tcPr>
+            <w:tcW w:w="1803" w:type="dxa"/>
+          </w:tcPr>
+          <w:p>
+            <w:pPr>
+              <w:jc w:val="center"/>
+            </w:pPr>
+            <w:r>
+              <w:t>1h</w:t>
+            </w:r>
+          </w:p>
+        </w:tc>
+        <w:tc>
+          <w:tcPr>
+            <w:tcW w:w="1803" w:type="dxa"/>
+          </w:tcPr>
+          <w:p>
+            <w:pPr>
+              <w:jc w:val="center"/>
+            </w:pPr>
+            <w:r>
+              <w:t>112</w:t>
+            </w:r>
+          </w:p>
+        </w:tc>
+        <w:tc>
+          <w:tcPr>
+            <w:tcW w:w="1803" w:type="dxa"/>
+          </w:tcPr>
+          <w:p>
+            <w:pPr>
+              <w:jc w:val="center"/>
+            </w:pPr>
+            <w:r>
+              <w:t>1848+25%</w:t>
+            </w:r>
+          </w:p>
+        </w:tc>
+        <w:tc>
+          <w:tcPr>
+            <w:tcW w:w="1804" w:type="dxa"/>
+          </w:tcPr>
+          <w:p>
+            <w:pPr>
+              <w:jc w:val="center"/>
+            </w:pPr>
+            <w:r>
+              <w:t>SF9</w:t>
+            </w:r>
+          </w:p>
+        </w:tc>
+      </w:tr>
+      <w:tr>
+        <w:tc>
+          <w:tcPr>
+            <w:tcW w:w="1803" w:type="dxa"/>
+          </w:tcPr>
+          <w:p>
+            <w:pPr>
+              <w:jc w:val="center"/>
+            </w:pPr>
+            <w:r>
+              <w:t>185kb</w:t>
+            </w:r>
+          </w:p>
+        </w:tc>
+        <w:tc>
+          <w:tcPr>
+            <w:tcW w:w="1803" w:type="dxa"/>
+          </w:tcPr>
+          <w:p>
+            <w:pPr>
+              <w:jc w:val="center"/>
+            </w:pPr>
+            <w:r>
+              <w:t>&gt;9h</w:t>
+            </w:r>
+          </w:p>
+        </w:tc>
+        <w:tc>
+          <w:tcPr>
+            <w:tcW w:w="1803" w:type="dxa"/>
+          </w:tcPr>
+          <w:p>
+            <w:pPr>
+              <w:jc w:val="center"/>
+            </w:pPr>
+            <w:r>
+              <w:t>48</w:t>
+            </w:r>
+          </w:p>
+        </w:tc>
+        <w:tc>
+          <w:tcPr>
+            <w:tcW w:w="1803" w:type="dxa"/>
+          </w:tcPr>
+          <w:p>
+            <w:pPr>
+              <w:jc w:val="center"/>
+            </w:pPr>
+            <w:r>
+              <w:t>3959+25%</w:t>
+            </w:r>
+          </w:p>
+        </w:tc>
+        <w:tc>
+          <w:tcPr>
+            <w:tcW w:w="1804" w:type="dxa"/>
+          </w:tcPr>
+          <w:p>
+            <w:pPr>
+              <w:jc w:val="center"/>
+            </w:pPr>
+            <w:r>
+              <w:t>SF12</w:t>
+            </w:r>
+          </w:p>
+        </w:tc>
+      </w:tr>
+    </w:tbl>
+    <w:p>
+      <w:pPr>
+        <w:jc w:val="center"/>
+      </w:pPr>
     </w:p>
     <w:sectPr>
       <w:pgSz w:w="11906" w:h="16838"/>
@@ -12940,7 +14083,6 @@
   <w:style w:type="character" w:default="1" w:styleId="Policepardfaut">
     <w:name w:val="Default Paragraph Font"/>
     <w:uiPriority w:val="1"/>
-    <w:semiHidden/>
     <w:unhideWhenUsed/>
   </w:style>
   <w:style w:type="table" w:default="1" w:styleId="TableauNormal">

--- a/Zephyr_documentation.docx
+++ b/Zephyr_documentation.docx
@@ -677,13 +677,12 @@
         <w:lastRenderedPageBreak/>
         <w:t xml:space="preserve">source </w:t>
       </w:r>
-      <w:proofErr w:type="gramStart"/>
       <w:r>
         <w:rPr>
           <w:rStyle w:val="Code1"/>
           <w:highlight w:val="lightGray"/>
         </w:rPr>
-        <w:t>C:zephyrproject</w:t>
+        <w:t>C:</w:t>
       </w:r>
       <w:r>
         <w:rPr>
@@ -697,9 +696,22 @@
           <w:rStyle w:val="Code1"/>
           <w:highlight w:val="lightGray"/>
         </w:rPr>
+        <w:t>zephyrproject</w:t>
+      </w:r>
+      <w:r>
+        <w:rPr>
+          <w:rStyle w:val="Code1"/>
+          <w:highlight w:val="lightGray"/>
+        </w:rPr>
+        <w:t>/</w:t>
+      </w:r>
+      <w:r>
+        <w:rPr>
+          <w:rStyle w:val="Code1"/>
+          <w:highlight w:val="lightGray"/>
+        </w:rPr>
         <w:t>.venv</w:t>
       </w:r>
-      <w:proofErr w:type="gramEnd"/>
       <w:r>
         <w:rPr>
           <w:rStyle w:val="Code1"/>
@@ -8354,13 +8366,7 @@
         <w:rPr>
           <w:rStyle w:val="Code1"/>
         </w:rPr>
-        <w:t>config LORAWAN_REMOTE_MULTICAS</w:t>
-      </w:r>
-      <w:r>
-        <w:rPr>
-          <w:rStyle w:val="Code1"/>
-        </w:rPr>
-        <w:t>T</w:t>
+        <w:t>config LORAWAN_REMOTE_MULTICAST</w:t>
       </w:r>
       <w:r>
         <w:t>`</w:t>
@@ -9156,11 +9162,6 @@
     </w:tbl>
     <w:p/>
     <w:p>
-      <w:pPr>
-        <w:rPr>
-          <w:lang w:val="fr-FR"/>
-        </w:rPr>
-      </w:pPr>
       <w:r>
         <w:t xml:space="preserve">To </w:t>
       </w:r>
@@ -14083,6 +14084,7 @@
   <w:style w:type="character" w:default="1" w:styleId="Policepardfaut">
     <w:name w:val="Default Paragraph Font"/>
     <w:uiPriority w:val="1"/>
+    <w:semiHidden/>
     <w:unhideWhenUsed/>
   </w:style>
   <w:style w:type="table" w:default="1" w:styleId="TableauNormal">
